--- a/00-首页/题组Word/第一轮·竞赛教材版/第一轮原理·4-化学动力学（学生版-打印版）.docx
+++ b/00-首页/题组Word/第一轮·竞赛教材版/第一轮原理·4-化学动力学（学生版-打印版）.docx
@@ -975,6 +975,14 @@
         <w:tblStyle w:val="Table"/>
         <w:tblW w:type="pct" w:w="5000"/>
         <w:tblLayout w:type="fixed"/>
+        <w:tblBorders>
+          <w:top w:val="single" w:sz="12" w:space="0" w:color="000000"/>
+          <w:left w:val="none" w:sz="0" w:space="0" w:color="auto"/>
+          <w:bottom w:val="single" w:sz="12" w:space="0" w:color="000000"/>
+          <w:right w:val="none" w:sz="0" w:space="0" w:color="auto"/>
+          <w:insideH w:val="none" w:sz="0" w:space="0" w:color="auto"/>
+          <w:insideV w:val="none" w:sz="0" w:space="0" w:color="auto"/>
+        </w:tblBorders>
         <w:tblLook w:firstRow="1" w:lastRow="0" w:firstColumn="0" w:lastColumn="0" w:noHBand="0" w:noVBand="0" w:val="0020"/>
       </w:tblPr>
       <w:tblGrid>
@@ -988,7 +996,11 @@
           <w:tblHeader w:val="on"/>
         </w:trPr>
         <w:tc>
-          <w:tcPr/>
+          <w:tcPr>
+            <w:tcBorders>
+              <w:bottom w:val="single" w:sz="8" w:space="0" w:color="000000"/>
+            </w:tcBorders>
+          </w:tcPr>
           <w:p>
             <w:pPr>
               <w:pStyle w:val="Compact"/>
@@ -1004,7 +1016,11 @@
           </w:p>
         </w:tc>
         <w:tc>
-          <w:tcPr/>
+          <w:tcPr>
+            <w:tcBorders>
+              <w:bottom w:val="single" w:sz="8" w:space="0" w:color="000000"/>
+            </w:tcBorders>
+          </w:tcPr>
           <w:p>
             <w:pPr>
               <w:pStyle w:val="Compact"/>
@@ -1057,7 +1073,11 @@
           </w:p>
         </w:tc>
         <w:tc>
-          <w:tcPr/>
+          <w:tcPr>
+            <w:tcBorders>
+              <w:bottom w:val="single" w:sz="8" w:space="0" w:color="000000"/>
+            </w:tcBorders>
+          </w:tcPr>
           <w:p>
             <w:pPr>
               <w:pStyle w:val="Compact"/>
@@ -1110,7 +1130,11 @@
           </w:p>
         </w:tc>
         <w:tc>
-          <w:tcPr/>
+          <w:tcPr>
+            <w:tcBorders>
+              <w:bottom w:val="single" w:sz="8" w:space="0" w:color="000000"/>
+            </w:tcBorders>
+          </w:tcPr>
           <w:p>
             <w:pPr>
               <w:pStyle w:val="Compact"/>
@@ -1796,6 +1820,14 @@
         <w:tblStyle w:val="Table"/>
         <w:tblW w:type="pct" w:w="5000"/>
         <w:tblLayout w:type="fixed"/>
+        <w:tblBorders>
+          <w:top w:val="single" w:sz="12" w:space="0" w:color="000000"/>
+          <w:left w:val="none" w:sz="0" w:space="0" w:color="auto"/>
+          <w:bottom w:val="single" w:sz="12" w:space="0" w:color="000000"/>
+          <w:right w:val="none" w:sz="0" w:space="0" w:color="auto"/>
+          <w:insideH w:val="none" w:sz="0" w:space="0" w:color="auto"/>
+          <w:insideV w:val="none" w:sz="0" w:space="0" w:color="auto"/>
+        </w:tblBorders>
         <w:tblLook w:firstRow="1" w:lastRow="0" w:firstColumn="0" w:lastColumn="0" w:noHBand="0" w:noVBand="0" w:val="0020"/>
       </w:tblPr>
       <w:tblGrid>
@@ -1808,7 +1840,11 @@
           <w:tblHeader w:val="on"/>
         </w:trPr>
         <w:tc>
-          <w:tcPr/>
+          <w:tcPr>
+            <w:tcBorders>
+              <w:bottom w:val="single" w:sz="8" w:space="0" w:color="000000"/>
+            </w:tcBorders>
+          </w:tcPr>
           <w:p>
             <w:pPr>
               <w:pStyle w:val="Compact"/>
@@ -1824,7 +1860,11 @@
           </w:p>
         </w:tc>
         <w:tc>
-          <w:tcPr/>
+          <w:tcPr>
+            <w:tcBorders>
+              <w:bottom w:val="single" w:sz="8" w:space="0" w:color="000000"/>
+            </w:tcBorders>
+          </w:tcPr>
           <w:p>
             <w:pPr>
               <w:pStyle w:val="Compact"/>
@@ -1933,7 +1973,11 @@
           </w:p>
         </w:tc>
         <w:tc>
-          <w:tcPr/>
+          <w:tcPr>
+            <w:tcBorders>
+              <w:bottom w:val="single" w:sz="8" w:space="0" w:color="000000"/>
+            </w:tcBorders>
+          </w:tcPr>
           <w:p>
             <w:pPr>
               <w:pStyle w:val="Compact"/>
@@ -6148,6 +6192,14 @@
       <w:tblPr>
         <w:tblStyle w:val="Table"/>
         <w:tblW w:type="auto" w:w="0"/>
+        <w:tblBorders>
+          <w:top w:val="single" w:sz="12" w:space="0" w:color="000000"/>
+          <w:left w:val="none" w:sz="0" w:space="0" w:color="auto"/>
+          <w:bottom w:val="single" w:sz="12" w:space="0" w:color="000000"/>
+          <w:right w:val="none" w:sz="0" w:space="0" w:color="auto"/>
+          <w:insideH w:val="none" w:sz="0" w:space="0" w:color="auto"/>
+          <w:insideV w:val="none" w:sz="0" w:space="0" w:color="auto"/>
+        </w:tblBorders>
         <w:tblLook w:firstRow="1" w:lastRow="0" w:firstColumn="0" w:lastColumn="0" w:noHBand="0" w:noVBand="0" w:val="0020"/>
       </w:tblPr>
       <w:tblGrid>
@@ -6161,7 +6213,11 @@
           <w:tblHeader w:val="on"/>
         </w:trPr>
         <w:tc>
-          <w:tcPr/>
+          <w:tcPr>
+            <w:tcBorders>
+              <w:bottom w:val="single" w:sz="8" w:space="0" w:color="000000"/>
+            </w:tcBorders>
+          </w:tcPr>
           <w:p>
             <w:pPr>
               <w:pStyle w:val="Compact"/>
@@ -6251,7 +6307,11 @@
           </w:p>
         </w:tc>
         <w:tc>
-          <w:tcPr/>
+          <w:tcPr>
+            <w:tcBorders>
+              <w:bottom w:val="single" w:sz="8" w:space="0" w:color="000000"/>
+            </w:tcBorders>
+          </w:tcPr>
           <w:p>
             <w:pPr>
               <w:pStyle w:val="Compact"/>
@@ -6267,7 +6327,11 @@
           </w:p>
         </w:tc>
         <w:tc>
-          <w:tcPr/>
+          <w:tcPr>
+            <w:tcBorders>
+              <w:bottom w:val="single" w:sz="8" w:space="0" w:color="000000"/>
+            </w:tcBorders>
+          </w:tcPr>
           <w:p>
             <w:pPr>
               <w:pStyle w:val="Compact"/>
@@ -6283,7 +6347,11 @@
           </w:p>
         </w:tc>
         <w:tc>
-          <w:tcPr/>
+          <w:tcPr>
+            <w:tcBorders>
+              <w:bottom w:val="single" w:sz="8" w:space="0" w:color="000000"/>
+            </w:tcBorders>
+          </w:tcPr>
           <w:p>
             <w:pPr>
               <w:pStyle w:val="Compact"/>
@@ -11603,6 +11671,14 @@
         <w:tblStyle w:val="Table"/>
         <w:tblW w:type="pct" w:w="5000"/>
         <w:tblLayout w:type="fixed"/>
+        <w:tblBorders>
+          <w:top w:val="single" w:sz="12" w:space="0" w:color="000000"/>
+          <w:left w:val="none" w:sz="0" w:space="0" w:color="auto"/>
+          <w:bottom w:val="single" w:sz="12" w:space="0" w:color="000000"/>
+          <w:right w:val="none" w:sz="0" w:space="0" w:color="auto"/>
+          <w:insideH w:val="none" w:sz="0" w:space="0" w:color="auto"/>
+          <w:insideV w:val="none" w:sz="0" w:space="0" w:color="auto"/>
+        </w:tblBorders>
         <w:tblLook w:firstRow="1" w:lastRow="0" w:firstColumn="0" w:lastColumn="0" w:noHBand="0" w:noVBand="0" w:val="0020"/>
       </w:tblPr>
       <w:tblGrid>
@@ -11616,7 +11692,11 @@
           <w:tblHeader w:val="on"/>
         </w:trPr>
         <w:tc>
-          <w:tcPr/>
+          <w:tcPr>
+            <w:tcBorders>
+              <w:bottom w:val="single" w:sz="8" w:space="0" w:color="000000"/>
+            </w:tcBorders>
+          </w:tcPr>
           <w:p>
             <w:pPr>
               <w:pStyle w:val="Compact"/>
@@ -11632,7 +11712,11 @@
           </w:p>
         </w:tc>
         <w:tc>
-          <w:tcPr/>
+          <w:tcPr>
+            <w:tcBorders>
+              <w:bottom w:val="single" w:sz="8" w:space="0" w:color="000000"/>
+            </w:tcBorders>
+          </w:tcPr>
           <w:p>
             <w:pPr>
               <w:pStyle w:val="Compact"/>
@@ -11730,7 +11814,11 @@
           </w:p>
         </w:tc>
         <w:tc>
-          <w:tcPr/>
+          <w:tcPr>
+            <w:tcBorders>
+              <w:bottom w:val="single" w:sz="8" w:space="0" w:color="000000"/>
+            </w:tcBorders>
+          </w:tcPr>
           <w:p>
             <w:pPr>
               <w:pStyle w:val="Compact"/>
@@ -11802,7 +11890,11 @@
           </w:p>
         </w:tc>
         <w:tc>
-          <w:tcPr/>
+          <w:tcPr>
+            <w:tcBorders>
+              <w:bottom w:val="single" w:sz="8" w:space="0" w:color="000000"/>
+            </w:tcBorders>
+          </w:tcPr>
           <w:p>
             <w:pPr>
               <w:pStyle w:val="Compact"/>
@@ -13989,6 +14081,7 @@
     <w:p>
       <w:pPr>
         <w:pStyle w:val="BodyText"/>
+        <w:spacing w:before="0" w:after="0"/>
       </w:pPr>
       <w:r>
         <w:rPr>
@@ -14006,6 +14099,7 @@
     <w:p>
       <w:pPr>
         <w:pStyle w:val="BodyText"/>
+        <w:spacing w:before="0" w:after="0"/>
       </w:pPr>
       <w:r>
         <w:rPr>
@@ -14023,6 +14117,7 @@
     <w:p>
       <w:pPr>
         <w:pStyle w:val="BodyText"/>
+        <w:spacing w:before="0" w:after="0"/>
       </w:pPr>
       <w:r>
         <w:rPr>
@@ -14040,6 +14135,7 @@
     <w:p>
       <w:pPr>
         <w:pStyle w:val="BodyText"/>
+        <w:spacing w:before="0" w:after="0"/>
       </w:pPr>
       <w:r>
         <w:rPr>
@@ -14409,6 +14505,14 @@
       <w:tblPr>
         <w:tblStyle w:val="Table"/>
         <w:tblW w:type="auto" w:w="0"/>
+        <w:tblBorders>
+          <w:top w:val="single" w:sz="12" w:space="0" w:color="000000"/>
+          <w:left w:val="none" w:sz="0" w:space="0" w:color="auto"/>
+          <w:bottom w:val="single" w:sz="12" w:space="0" w:color="000000"/>
+          <w:right w:val="none" w:sz="0" w:space="0" w:color="auto"/>
+          <w:insideH w:val="none" w:sz="0" w:space="0" w:color="auto"/>
+          <w:insideV w:val="none" w:sz="0" w:space="0" w:color="auto"/>
+        </w:tblBorders>
         <w:tblLook w:firstRow="1" w:lastRow="0" w:firstColumn="0" w:lastColumn="0" w:noHBand="0" w:noVBand="0" w:val="0020"/>
       </w:tblPr>
       <w:tblGrid>
@@ -14424,7 +14528,11 @@
           <w:tblHeader w:val="on"/>
         </w:trPr>
         <w:tc>
-          <w:tcPr/>
+          <w:tcPr>
+            <w:tcBorders>
+              <w:bottom w:val="single" w:sz="8" w:space="0" w:color="000000"/>
+            </w:tcBorders>
+          </w:tcPr>
           <w:p>
             <w:pPr>
               <w:pStyle w:val="Compact"/>
@@ -14440,7 +14548,11 @@
           </w:p>
         </w:tc>
         <w:tc>
-          <w:tcPr/>
+          <w:tcPr>
+            <w:tcBorders>
+              <w:bottom w:val="single" w:sz="8" w:space="0" w:color="000000"/>
+            </w:tcBorders>
+          </w:tcPr>
           <w:p>
             <w:pPr>
               <w:pStyle w:val="Compact"/>
@@ -14456,7 +14568,11 @@
           </w:p>
         </w:tc>
         <w:tc>
-          <w:tcPr/>
+          <w:tcPr>
+            <w:tcBorders>
+              <w:bottom w:val="single" w:sz="8" w:space="0" w:color="000000"/>
+            </w:tcBorders>
+          </w:tcPr>
           <w:p>
             <w:pPr>
               <w:pStyle w:val="Compact"/>
@@ -14472,7 +14588,11 @@
           </w:p>
         </w:tc>
         <w:tc>
-          <w:tcPr/>
+          <w:tcPr>
+            <w:tcBorders>
+              <w:bottom w:val="single" w:sz="8" w:space="0" w:color="000000"/>
+            </w:tcBorders>
+          </w:tcPr>
           <w:p>
             <w:pPr>
               <w:pStyle w:val="Compact"/>
@@ -14488,7 +14608,11 @@
           </w:p>
         </w:tc>
         <w:tc>
-          <w:tcPr/>
+          <w:tcPr>
+            <w:tcBorders>
+              <w:bottom w:val="single" w:sz="8" w:space="0" w:color="000000"/>
+            </w:tcBorders>
+          </w:tcPr>
           <w:p>
             <w:pPr>
               <w:pStyle w:val="Compact"/>
@@ -14504,7 +14628,11 @@
           </w:p>
         </w:tc>
         <w:tc>
-          <w:tcPr/>
+          <w:tcPr>
+            <w:tcBorders>
+              <w:bottom w:val="single" w:sz="8" w:space="0" w:color="000000"/>
+            </w:tcBorders>
+          </w:tcPr>
           <w:p>
             <w:pPr>
               <w:pStyle w:val="Compact"/>
@@ -14658,6 +14786,7 @@
     <w:p>
       <w:pPr>
         <w:pStyle w:val="BodyText"/>
+        <w:spacing w:before="0" w:after="0"/>
       </w:pPr>
       <w:r>
         <w:rPr>
@@ -14675,6 +14804,7 @@
     <w:p>
       <w:pPr>
         <w:pStyle w:val="BodyText"/>
+        <w:spacing w:before="0" w:after="0"/>
       </w:pPr>
       <w:r>
         <w:rPr>
@@ -14704,6 +14834,7 @@
     <w:p>
       <w:pPr>
         <w:pStyle w:val="BodyText"/>
+        <w:spacing w:before="0" w:after="0"/>
       </w:pPr>
       <w:r>
         <w:rPr>
@@ -14957,6 +15088,7 @@
     <w:p>
       <w:pPr>
         <w:pStyle w:val="BodyText"/>
+        <w:spacing w:before="0" w:after="0"/>
       </w:pPr>
       <w:r>
         <w:rPr>
@@ -15348,6 +15480,14 @@
         <w:tblStyle w:val="Table"/>
         <w:tblW w:type="pct" w:w="5000"/>
         <w:tblLayout w:type="fixed"/>
+        <w:tblBorders>
+          <w:top w:val="single" w:sz="12" w:space="0" w:color="000000"/>
+          <w:left w:val="none" w:sz="0" w:space="0" w:color="auto"/>
+          <w:bottom w:val="single" w:sz="12" w:space="0" w:color="000000"/>
+          <w:right w:val="none" w:sz="0" w:space="0" w:color="auto"/>
+          <w:insideH w:val="none" w:sz="0" w:space="0" w:color="auto"/>
+          <w:insideV w:val="none" w:sz="0" w:space="0" w:color="auto"/>
+        </w:tblBorders>
         <w:tblLook w:firstRow="1" w:lastRow="0" w:firstColumn="0" w:lastColumn="0" w:noHBand="0" w:noVBand="0" w:val="0020"/>
       </w:tblPr>
       <w:tblGrid>
@@ -15364,7 +15504,11 @@
           <w:tblHeader w:val="on"/>
         </w:trPr>
         <w:tc>
-          <w:tcPr/>
+          <w:tcPr>
+            <w:tcBorders>
+              <w:bottom w:val="single" w:sz="8" w:space="0" w:color="000000"/>
+            </w:tcBorders>
+          </w:tcPr>
           <w:p>
             <w:pPr>
               <w:pStyle w:val="Compact"/>
@@ -15380,7 +15524,11 @@
           </w:p>
         </w:tc>
         <w:tc>
-          <w:tcPr/>
+          <w:tcPr>
+            <w:tcBorders>
+              <w:bottom w:val="single" w:sz="8" w:space="0" w:color="000000"/>
+            </w:tcBorders>
+          </w:tcPr>
           <w:p>
             <w:pPr>
               <w:pStyle w:val="Compact"/>
@@ -15396,7 +15544,11 @@
           </w:p>
         </w:tc>
         <w:tc>
-          <w:tcPr/>
+          <w:tcPr>
+            <w:tcBorders>
+              <w:bottom w:val="single" w:sz="8" w:space="0" w:color="000000"/>
+            </w:tcBorders>
+          </w:tcPr>
           <w:p>
             <w:pPr>
               <w:pStyle w:val="Compact"/>
@@ -15412,7 +15564,11 @@
           </w:p>
         </w:tc>
         <w:tc>
-          <w:tcPr/>
+          <w:tcPr>
+            <w:tcBorders>
+              <w:bottom w:val="single" w:sz="8" w:space="0" w:color="000000"/>
+            </w:tcBorders>
+          </w:tcPr>
           <w:p>
             <w:pPr>
               <w:pStyle w:val="Compact"/>
@@ -15428,7 +15584,11 @@
           </w:p>
         </w:tc>
         <w:tc>
-          <w:tcPr/>
+          <w:tcPr>
+            <w:tcBorders>
+              <w:bottom w:val="single" w:sz="8" w:space="0" w:color="000000"/>
+            </w:tcBorders>
+          </w:tcPr>
           <w:p>
             <w:pPr>
               <w:pStyle w:val="Compact"/>
@@ -15444,7 +15604,11 @@
           </w:p>
         </w:tc>
         <w:tc>
-          <w:tcPr/>
+          <w:tcPr>
+            <w:tcBorders>
+              <w:bottom w:val="single" w:sz="8" w:space="0" w:color="000000"/>
+            </w:tcBorders>
+          </w:tcPr>
           <w:p>
             <w:pPr>
               <w:pStyle w:val="Compact"/>
@@ -15460,7 +15624,11 @@
           </w:p>
         </w:tc>
         <w:tc>
-          <w:tcPr/>
+          <w:tcPr>
+            <w:tcBorders>
+              <w:bottom w:val="single" w:sz="8" w:space="0" w:color="000000"/>
+            </w:tcBorders>
+          </w:tcPr>
           <w:p>
             <w:pPr>
               <w:pStyle w:val="Compact"/>
@@ -16344,8 +16512,8 @@
     <w:p>
       <w:pPr>
         <w:pStyle w:val="FirstParagraph"/>
+        <w:spacing w:before="0" w:after="0"/>
         <w:ind w:left="480" w:hanging="480"/>
-        <w:spacing w:after="0"/>
       </w:pPr>
       <w:r>
         <w:rPr>
@@ -16399,14 +16567,63 @@
     <w:p>
       <w:pPr>
         <w:pStyle w:val="FirstParagraph"/>
+        <w:spacing w:before="0" w:after="0"/>
         <w:ind w:left="480" w:hanging="480"/>
+      </w:pPr>
+      <w:r>
+        <w:rPr>
+          <w:rFonts w:ascii="Times New Roman" w:hAnsi="Times New Roman" w:eastAsia="Times New Roman" w:cs="Times New Roman"/>
+        </w:rPr>
+        <w:t xml:space="preserve">A. </w:t>
+      </w:r>
+      <w:r>
+        <w:rPr>
+          <w:rFonts w:hint="eastAsia" w:ascii="Times New Roman" w:hAnsi="Times New Roman" w:eastAsia="FangSong" w:cs="Times New Roman"/>
+        </w:rPr>
+        <w:t>反应</w:t>
+      </w:r>
+      <w:r>
+        <w:rPr>
+          <w:rFonts w:hint="eastAsia" w:ascii="Times New Roman" w:hAnsi="Times New Roman" w:eastAsia="Times New Roman" w:cs="Times New Roman"/>
+        </w:rPr>
+        <w:t>(1)</w:t>
+      </w:r>
+      <w:r>
+        <w:rPr>
+          <w:rFonts w:hint="eastAsia" w:ascii="Times New Roman" w:hAnsi="Times New Roman" w:eastAsia="FangSong" w:cs="Times New Roman"/>
+        </w:rPr>
+        <w:t>比反应</w:t>
+      </w:r>
+      <w:r>
+        <w:rPr>
+          <w:rFonts w:hint="eastAsia" w:ascii="Times New Roman" w:hAnsi="Times New Roman" w:eastAsia="Times New Roman" w:cs="Times New Roman"/>
+        </w:rPr>
+        <w:t>(2)</w:t>
+      </w:r>
+      <w:r>
+        <w:rPr>
+          <w:rFonts w:hint="eastAsia" w:ascii="Times New Roman" w:hAnsi="Times New Roman" w:eastAsia="FangSong" w:cs="Times New Roman"/>
+        </w:rPr>
+        <w:t>的速率慢</w:t>
+      </w:r>
+      <w:r>
+        <w:rPr>
+          <w:rFonts w:ascii="Times New Roman" w:hAnsi="Times New Roman" w:eastAsia="Times New Roman" w:cs="Times New Roman"/>
+        </w:rPr>
+        <w:t xml:space="preserve"> </w:t>
+      </w:r>
+    </w:p>
+    <w:p>
+      <w:pPr>
+        <w:pStyle w:val="FirstParagraph"/>
         <w:spacing w:before="0" w:after="0"/>
-      </w:pPr>
-      <w:r>
-        <w:rPr>
-          <w:rFonts w:ascii="Times New Roman" w:hAnsi="Times New Roman" w:eastAsia="Times New Roman" w:cs="Times New Roman"/>
-        </w:rPr>
-        <w:t xml:space="preserve">A. </w:t>
+        <w:ind w:left="480" w:hanging="480"/>
+      </w:pPr>
+      <w:r>
+        <w:rPr>
+          <w:rFonts w:ascii="Times New Roman" w:hAnsi="Times New Roman" w:eastAsia="Times New Roman" w:cs="Times New Roman"/>
+        </w:rPr>
+        <w:t xml:space="preserve">B. </w:t>
       </w:r>
       <w:r>
         <w:rPr>
@@ -16436,7 +16653,7 @@
         <w:rPr>
           <w:rFonts w:hint="eastAsia" w:ascii="Times New Roman" w:hAnsi="Times New Roman" w:eastAsia="FangSong" w:cs="Times New Roman"/>
         </w:rPr>
-        <w:t>的速率慢</w:t>
+        <w:t>的速率快</w:t>
       </w:r>
       <w:r>
         <w:rPr>
@@ -16448,57 +16665,8 @@
     <w:p>
       <w:pPr>
         <w:pStyle w:val="FirstParagraph"/>
+        <w:spacing w:before="0" w:after="0"/>
         <w:ind w:left="480" w:hanging="480"/>
-        <w:spacing w:before="0" w:after="0"/>
-      </w:pPr>
-      <w:r>
-        <w:rPr>
-          <w:rFonts w:ascii="Times New Roman" w:hAnsi="Times New Roman" w:eastAsia="Times New Roman" w:cs="Times New Roman"/>
-        </w:rPr>
-        <w:t xml:space="preserve">B. </w:t>
-      </w:r>
-      <w:r>
-        <w:rPr>
-          <w:rFonts w:hint="eastAsia" w:ascii="Times New Roman" w:hAnsi="Times New Roman" w:eastAsia="FangSong" w:cs="Times New Roman"/>
-        </w:rPr>
-        <w:t>反应</w:t>
-      </w:r>
-      <w:r>
-        <w:rPr>
-          <w:rFonts w:hint="eastAsia" w:ascii="Times New Roman" w:hAnsi="Times New Roman" w:eastAsia="Times New Roman" w:cs="Times New Roman"/>
-        </w:rPr>
-        <w:t>(1)</w:t>
-      </w:r>
-      <w:r>
-        <w:rPr>
-          <w:rFonts w:hint="eastAsia" w:ascii="Times New Roman" w:hAnsi="Times New Roman" w:eastAsia="FangSong" w:cs="Times New Roman"/>
-        </w:rPr>
-        <w:t>比反应</w:t>
-      </w:r>
-      <w:r>
-        <w:rPr>
-          <w:rFonts w:hint="eastAsia" w:ascii="Times New Roman" w:hAnsi="Times New Roman" w:eastAsia="Times New Roman" w:cs="Times New Roman"/>
-        </w:rPr>
-        <w:t>(2)</w:t>
-      </w:r>
-      <w:r>
-        <w:rPr>
-          <w:rFonts w:hint="eastAsia" w:ascii="Times New Roman" w:hAnsi="Times New Roman" w:eastAsia="FangSong" w:cs="Times New Roman"/>
-        </w:rPr>
-        <w:t>的速率快</w:t>
-      </w:r>
-      <w:r>
-        <w:rPr>
-          <w:rFonts w:ascii="Times New Roman" w:hAnsi="Times New Roman" w:eastAsia="Times New Roman" w:cs="Times New Roman"/>
-        </w:rPr>
-        <w:t xml:space="preserve"> </w:t>
-      </w:r>
-    </w:p>
-    <w:p>
-      <w:pPr>
-        <w:pStyle w:val="FirstParagraph"/>
-        <w:ind w:left="480" w:hanging="480"/>
-        <w:spacing w:before="0" w:after="180"/>
       </w:pPr>
       <w:r>
         <w:rPr>
@@ -16580,6 +16748,7 @@
     <w:p>
       <w:pPr>
         <w:pStyle w:val="BodyText"/>
+        <w:spacing w:before="0" w:after="0"/>
       </w:pPr>
       <w:r>
         <w:rPr>
@@ -21094,6 +21263,14 @@
         <w:tblStyle w:val="Table"/>
         <w:tblW w:type="pct" w:w="5000"/>
         <w:tblLayout w:type="fixed"/>
+        <w:tblBorders>
+          <w:top w:val="single" w:sz="12" w:space="0" w:color="000000"/>
+          <w:left w:val="none" w:sz="0" w:space="0" w:color="auto"/>
+          <w:bottom w:val="single" w:sz="12" w:space="0" w:color="000000"/>
+          <w:right w:val="none" w:sz="0" w:space="0" w:color="auto"/>
+          <w:insideH w:val="none" w:sz="0" w:space="0" w:color="auto"/>
+          <w:insideV w:val="none" w:sz="0" w:space="0" w:color="auto"/>
+        </w:tblBorders>
         <w:tblLook w:firstRow="1" w:lastRow="0" w:firstColumn="0" w:lastColumn="0" w:noHBand="0" w:noVBand="0" w:val="0020"/>
       </w:tblPr>
       <w:tblGrid>
@@ -21109,7 +21286,11 @@
           <w:tblHeader w:val="on"/>
         </w:trPr>
         <w:tc>
-          <w:tcPr/>
+          <w:tcPr>
+            <w:tcBorders>
+              <w:bottom w:val="single" w:sz="8" w:space="0" w:color="000000"/>
+            </w:tcBorders>
+          </w:tcPr>
           <w:p>
             <w:pPr>
               <w:pStyle w:val="Compact"/>
@@ -21125,7 +21306,11 @@
           </w:p>
         </w:tc>
         <w:tc>
-          <w:tcPr/>
+          <w:tcPr>
+            <w:tcBorders>
+              <w:bottom w:val="single" w:sz="8" w:space="0" w:color="000000"/>
+            </w:tcBorders>
+          </w:tcPr>
           <w:p>
             <w:pPr>
               <w:pStyle w:val="Compact"/>
@@ -21141,7 +21326,11 @@
           </w:p>
         </w:tc>
         <w:tc>
-          <w:tcPr/>
+          <w:tcPr>
+            <w:tcBorders>
+              <w:bottom w:val="single" w:sz="8" w:space="0" w:color="000000"/>
+            </w:tcBorders>
+          </w:tcPr>
           <w:p>
             <w:pPr>
               <w:pStyle w:val="Compact"/>
@@ -21175,7 +21364,11 @@
           </w:p>
         </w:tc>
         <w:tc>
-          <w:tcPr/>
+          <w:tcPr>
+            <w:tcBorders>
+              <w:bottom w:val="single" w:sz="8" w:space="0" w:color="000000"/>
+            </w:tcBorders>
+          </w:tcPr>
           <w:p>
             <w:pPr>
               <w:pStyle w:val="Compact"/>
@@ -21209,7 +21402,11 @@
           </w:p>
         </w:tc>
         <w:tc>
-          <w:tcPr/>
+          <w:tcPr>
+            <w:tcBorders>
+              <w:bottom w:val="single" w:sz="8" w:space="0" w:color="000000"/>
+            </w:tcBorders>
+          </w:tcPr>
           <w:p>
             <w:pPr>
               <w:pStyle w:val="Compact"/>
@@ -21243,7 +21440,11 @@
           </w:p>
         </w:tc>
         <w:tc>
-          <w:tcPr/>
+          <w:tcPr>
+            <w:tcBorders>
+              <w:bottom w:val="single" w:sz="8" w:space="0" w:color="000000"/>
+            </w:tcBorders>
+          </w:tcPr>
           <w:p>
             <w:pPr>
               <w:pStyle w:val="Compact"/>
@@ -24549,6 +24750,14 @@
         <w:tblStyle w:val="Table"/>
         <w:tblW w:type="pct" w:w="5000"/>
         <w:tblLayout w:type="fixed"/>
+        <w:tblBorders>
+          <w:top w:val="single" w:sz="12" w:space="0" w:color="000000"/>
+          <w:left w:val="none" w:sz="0" w:space="0" w:color="auto"/>
+          <w:bottom w:val="single" w:sz="12" w:space="0" w:color="000000"/>
+          <w:right w:val="none" w:sz="0" w:space="0" w:color="auto"/>
+          <w:insideH w:val="none" w:sz="0" w:space="0" w:color="auto"/>
+          <w:insideV w:val="none" w:sz="0" w:space="0" w:color="auto"/>
+        </w:tblBorders>
         <w:tblLook w:firstRow="1" w:lastRow="0" w:firstColumn="0" w:lastColumn="0" w:noHBand="0" w:noVBand="0" w:val="0020"/>
       </w:tblPr>
       <w:tblGrid>
@@ -24563,7 +24772,11 @@
           <w:tblHeader w:val="on"/>
         </w:trPr>
         <w:tc>
-          <w:tcPr/>
+          <w:tcPr>
+            <w:tcBorders>
+              <w:bottom w:val="single" w:sz="8" w:space="0" w:color="000000"/>
+            </w:tcBorders>
+          </w:tcPr>
           <w:p>
             <w:pPr>
               <w:pStyle w:val="Compact"/>
@@ -24579,7 +24792,11 @@
           </w:p>
         </w:tc>
         <w:tc>
-          <w:tcPr/>
+          <w:tcPr>
+            <w:tcBorders>
+              <w:bottom w:val="single" w:sz="8" w:space="0" w:color="000000"/>
+            </w:tcBorders>
+          </w:tcPr>
           <w:p>
             <w:pPr>
               <w:pStyle w:val="Compact"/>
@@ -24595,7 +24812,11 @@
           </w:p>
         </w:tc>
         <w:tc>
-          <w:tcPr/>
+          <w:tcPr>
+            <w:tcBorders>
+              <w:bottom w:val="single" w:sz="8" w:space="0" w:color="000000"/>
+            </w:tcBorders>
+          </w:tcPr>
           <w:p>
             <w:pPr>
               <w:pStyle w:val="Compact"/>
@@ -24611,7 +24832,11 @@
           </w:p>
         </w:tc>
         <w:tc>
-          <w:tcPr/>
+          <w:tcPr>
+            <w:tcBorders>
+              <w:bottom w:val="single" w:sz="8" w:space="0" w:color="000000"/>
+            </w:tcBorders>
+          </w:tcPr>
           <w:p>
             <w:pPr>
               <w:pStyle w:val="Compact"/>
@@ -24627,7 +24852,11 @@
           </w:p>
         </w:tc>
         <w:tc>
-          <w:tcPr/>
+          <w:tcPr>
+            <w:tcBorders>
+              <w:bottom w:val="single" w:sz="8" w:space="0" w:color="000000"/>
+            </w:tcBorders>
+          </w:tcPr>
           <w:p>
             <w:pPr>
               <w:pStyle w:val="Compact"/>
@@ -27742,6 +27971,14 @@
         <w:tblStyle w:val="Table"/>
         <w:tblW w:type="pct" w:w="5000"/>
         <w:tblLayout w:type="fixed"/>
+        <w:tblBorders>
+          <w:top w:val="single" w:sz="12" w:space="0" w:color="000000"/>
+          <w:left w:val="none" w:sz="0" w:space="0" w:color="auto"/>
+          <w:bottom w:val="single" w:sz="12" w:space="0" w:color="000000"/>
+          <w:right w:val="none" w:sz="0" w:space="0" w:color="auto"/>
+          <w:insideH w:val="none" w:sz="0" w:space="0" w:color="auto"/>
+          <w:insideV w:val="none" w:sz="0" w:space="0" w:color="auto"/>
+        </w:tblBorders>
         <w:tblLook w:firstRow="1" w:lastRow="0" w:firstColumn="0" w:lastColumn="0" w:noHBand="0" w:noVBand="0" w:val="0020"/>
       </w:tblPr>
       <w:tblGrid>
@@ -27757,7 +27994,11 @@
           <w:tblHeader w:val="on"/>
         </w:trPr>
         <w:tc>
-          <w:tcPr/>
+          <w:tcPr>
+            <w:tcBorders>
+              <w:bottom w:val="single" w:sz="8" w:space="0" w:color="000000"/>
+            </w:tcBorders>
+          </w:tcPr>
           <w:p>
             <w:pPr>
               <w:pStyle w:val="Compact"/>
@@ -27793,7 +28034,11 @@
           </w:p>
         </w:tc>
         <w:tc>
-          <w:tcPr/>
+          <w:tcPr>
+            <w:tcBorders>
+              <w:bottom w:val="single" w:sz="8" w:space="0" w:color="000000"/>
+            </w:tcBorders>
+          </w:tcPr>
           <w:p>
             <w:pPr>
               <w:pStyle w:val="Compact"/>
@@ -27826,7 +28071,11 @@
           </w:p>
         </w:tc>
         <w:tc>
-          <w:tcPr/>
+          <w:tcPr>
+            <w:tcBorders>
+              <w:bottom w:val="single" w:sz="8" w:space="0" w:color="000000"/>
+            </w:tcBorders>
+          </w:tcPr>
           <w:p>
             <w:pPr>
               <w:pStyle w:val="Compact"/>
@@ -27853,7 +28102,11 @@
           </w:p>
         </w:tc>
         <w:tc>
-          <w:tcPr/>
+          <w:tcPr>
+            <w:tcBorders>
+              <w:bottom w:val="single" w:sz="8" w:space="0" w:color="000000"/>
+            </w:tcBorders>
+          </w:tcPr>
           <w:p>
             <w:pPr>
               <w:pStyle w:val="Compact"/>
@@ -27904,7 +28157,11 @@
           </w:p>
         </w:tc>
         <w:tc>
-          <w:tcPr/>
+          <w:tcPr>
+            <w:tcBorders>
+              <w:bottom w:val="single" w:sz="8" w:space="0" w:color="000000"/>
+            </w:tcBorders>
+          </w:tcPr>
           <w:p>
             <w:pPr>
               <w:pStyle w:val="Compact"/>
@@ -27931,7 +28188,11 @@
           </w:p>
         </w:tc>
         <w:tc>
-          <w:tcPr/>
+          <w:tcPr>
+            <w:tcBorders>
+              <w:bottom w:val="single" w:sz="8" w:space="0" w:color="000000"/>
+            </w:tcBorders>
+          </w:tcPr>
           <w:p>
             <w:pPr>
               <w:pStyle w:val="Compact"/>
@@ -34066,6 +34327,14 @@
       <w:tblPr>
         <w:tblStyle w:val="Table"/>
         <w:tblW w:type="auto" w:w="0"/>
+        <w:tblBorders>
+          <w:top w:val="single" w:sz="12" w:space="0" w:color="000000"/>
+          <w:left w:val="none" w:sz="0" w:space="0" w:color="auto"/>
+          <w:bottom w:val="single" w:sz="12" w:space="0" w:color="000000"/>
+          <w:right w:val="none" w:sz="0" w:space="0" w:color="auto"/>
+          <w:insideH w:val="none" w:sz="0" w:space="0" w:color="auto"/>
+          <w:insideV w:val="none" w:sz="0" w:space="0" w:color="auto"/>
+        </w:tblBorders>
         <w:tblLook w:firstRow="1" w:lastRow="0" w:firstColumn="0" w:lastColumn="0" w:noHBand="0" w:noVBand="0" w:val="0020"/>
       </w:tblPr>
       <w:tblGrid>
@@ -34084,7 +34353,11 @@
           <w:tblHeader w:val="on"/>
         </w:trPr>
         <w:tc>
-          <w:tcPr/>
+          <w:tcPr>
+            <w:tcBorders>
+              <w:bottom w:val="single" w:sz="8" w:space="0" w:color="000000"/>
+            </w:tcBorders>
+          </w:tcPr>
           <w:p>
             <w:pPr>
               <w:pStyle w:val="Compact"/>
@@ -34100,7 +34373,11 @@
           </w:p>
         </w:tc>
         <w:tc>
-          <w:tcPr/>
+          <w:tcPr>
+            <w:tcBorders>
+              <w:bottom w:val="single" w:sz="8" w:space="0" w:color="000000"/>
+            </w:tcBorders>
+          </w:tcPr>
           <w:p>
             <w:pPr>
               <w:pStyle w:val="Compact"/>
@@ -34116,7 +34393,11 @@
           </w:p>
         </w:tc>
         <w:tc>
-          <w:tcPr/>
+          <w:tcPr>
+            <w:tcBorders>
+              <w:bottom w:val="single" w:sz="8" w:space="0" w:color="000000"/>
+            </w:tcBorders>
+          </w:tcPr>
           <w:p>
             <w:pPr>
               <w:pStyle w:val="Compact"/>
@@ -34132,7 +34413,11 @@
           </w:p>
         </w:tc>
         <w:tc>
-          <w:tcPr/>
+          <w:tcPr>
+            <w:tcBorders>
+              <w:bottom w:val="single" w:sz="8" w:space="0" w:color="000000"/>
+            </w:tcBorders>
+          </w:tcPr>
           <w:p>
             <w:pPr>
               <w:pStyle w:val="Compact"/>
@@ -34148,7 +34433,11 @@
           </w:p>
         </w:tc>
         <w:tc>
-          <w:tcPr/>
+          <w:tcPr>
+            <w:tcBorders>
+              <w:bottom w:val="single" w:sz="8" w:space="0" w:color="000000"/>
+            </w:tcBorders>
+          </w:tcPr>
           <w:p>
             <w:pPr>
               <w:pStyle w:val="Compact"/>
@@ -34164,7 +34453,11 @@
           </w:p>
         </w:tc>
         <w:tc>
-          <w:tcPr/>
+          <w:tcPr>
+            <w:tcBorders>
+              <w:bottom w:val="single" w:sz="8" w:space="0" w:color="000000"/>
+            </w:tcBorders>
+          </w:tcPr>
           <w:p>
             <w:pPr>
               <w:pStyle w:val="Compact"/>
@@ -34180,7 +34473,11 @@
           </w:p>
         </w:tc>
         <w:tc>
-          <w:tcPr/>
+          <w:tcPr>
+            <w:tcBorders>
+              <w:bottom w:val="single" w:sz="8" w:space="0" w:color="000000"/>
+            </w:tcBorders>
+          </w:tcPr>
           <w:p>
             <w:pPr>
               <w:pStyle w:val="Compact"/>
@@ -34196,7 +34493,11 @@
           </w:p>
         </w:tc>
         <w:tc>
-          <w:tcPr/>
+          <w:tcPr>
+            <w:tcBorders>
+              <w:bottom w:val="single" w:sz="8" w:space="0" w:color="000000"/>
+            </w:tcBorders>
+          </w:tcPr>
           <w:p>
             <w:pPr>
               <w:pStyle w:val="Compact"/>
@@ -34212,7 +34513,11 @@
           </w:p>
         </w:tc>
         <w:tc>
-          <w:tcPr/>
+          <w:tcPr>
+            <w:tcBorders>
+              <w:bottom w:val="single" w:sz="8" w:space="0" w:color="000000"/>
+            </w:tcBorders>
+          </w:tcPr>
           <w:p>
             <w:pPr>
               <w:pStyle w:val="Compact"/>
@@ -34401,6 +34706,14 @@
       <w:tblPr>
         <w:tblStyle w:val="Table"/>
         <w:tblW w:type="auto" w:w="0"/>
+        <w:tblBorders>
+          <w:top w:val="single" w:sz="12" w:space="0" w:color="000000"/>
+          <w:left w:val="none" w:sz="0" w:space="0" w:color="auto"/>
+          <w:bottom w:val="single" w:sz="12" w:space="0" w:color="000000"/>
+          <w:right w:val="none" w:sz="0" w:space="0" w:color="auto"/>
+          <w:insideH w:val="none" w:sz="0" w:space="0" w:color="auto"/>
+          <w:insideV w:val="none" w:sz="0" w:space="0" w:color="auto"/>
+        </w:tblBorders>
         <w:tblLook w:firstRow="1" w:lastRow="0" w:firstColumn="0" w:lastColumn="0" w:noHBand="0" w:noVBand="0" w:val="0020"/>
       </w:tblPr>
       <w:tblGrid>
@@ -34419,7 +34732,11 @@
           <w:tblHeader w:val="on"/>
         </w:trPr>
         <w:tc>
-          <w:tcPr/>
+          <w:tcPr>
+            <w:tcBorders>
+              <w:bottom w:val="single" w:sz="8" w:space="0" w:color="000000"/>
+            </w:tcBorders>
+          </w:tcPr>
           <w:p>
             <w:pPr>
               <w:pStyle w:val="Compact"/>
@@ -34435,7 +34752,11 @@
           </w:p>
         </w:tc>
         <w:tc>
-          <w:tcPr/>
+          <w:tcPr>
+            <w:tcBorders>
+              <w:bottom w:val="single" w:sz="8" w:space="0" w:color="000000"/>
+            </w:tcBorders>
+          </w:tcPr>
           <w:p>
             <w:pPr>
               <w:pStyle w:val="Compact"/>
@@ -34451,7 +34772,11 @@
           </w:p>
         </w:tc>
         <w:tc>
-          <w:tcPr/>
+          <w:tcPr>
+            <w:tcBorders>
+              <w:bottom w:val="single" w:sz="8" w:space="0" w:color="000000"/>
+            </w:tcBorders>
+          </w:tcPr>
           <w:p>
             <w:pPr>
               <w:pStyle w:val="Compact"/>
@@ -34467,7 +34792,11 @@
           </w:p>
         </w:tc>
         <w:tc>
-          <w:tcPr/>
+          <w:tcPr>
+            <w:tcBorders>
+              <w:bottom w:val="single" w:sz="8" w:space="0" w:color="000000"/>
+            </w:tcBorders>
+          </w:tcPr>
           <w:p>
             <w:pPr>
               <w:pStyle w:val="Compact"/>
@@ -34483,7 +34812,11 @@
           </w:p>
         </w:tc>
         <w:tc>
-          <w:tcPr/>
+          <w:tcPr>
+            <w:tcBorders>
+              <w:bottom w:val="single" w:sz="8" w:space="0" w:color="000000"/>
+            </w:tcBorders>
+          </w:tcPr>
           <w:p>
             <w:pPr>
               <w:pStyle w:val="Compact"/>
@@ -34499,7 +34832,11 @@
           </w:p>
         </w:tc>
         <w:tc>
-          <w:tcPr/>
+          <w:tcPr>
+            <w:tcBorders>
+              <w:bottom w:val="single" w:sz="8" w:space="0" w:color="000000"/>
+            </w:tcBorders>
+          </w:tcPr>
           <w:p>
             <w:pPr>
               <w:pStyle w:val="Compact"/>
@@ -34515,7 +34852,11 @@
           </w:p>
         </w:tc>
         <w:tc>
-          <w:tcPr/>
+          <w:tcPr>
+            <w:tcBorders>
+              <w:bottom w:val="single" w:sz="8" w:space="0" w:color="000000"/>
+            </w:tcBorders>
+          </w:tcPr>
           <w:p>
             <w:pPr>
               <w:pStyle w:val="Compact"/>
@@ -34531,7 +34872,11 @@
           </w:p>
         </w:tc>
         <w:tc>
-          <w:tcPr/>
+          <w:tcPr>
+            <w:tcBorders>
+              <w:bottom w:val="single" w:sz="8" w:space="0" w:color="000000"/>
+            </w:tcBorders>
+          </w:tcPr>
           <w:p>
             <w:pPr>
               <w:pStyle w:val="Compact"/>
@@ -34547,7 +34892,11 @@
           </w:p>
         </w:tc>
         <w:tc>
-          <w:tcPr/>
+          <w:tcPr>
+            <w:tcBorders>
+              <w:bottom w:val="single" w:sz="8" w:space="0" w:color="000000"/>
+            </w:tcBorders>
+          </w:tcPr>
           <w:p>
             <w:pPr>
               <w:pStyle w:val="Compact"/>
@@ -34870,6 +35219,14 @@
         <w:tblStyle w:val="Table"/>
         <w:tblW w:type="pct" w:w="5000"/>
         <w:tblLayout w:type="fixed"/>
+        <w:tblBorders>
+          <w:top w:val="single" w:sz="12" w:space="0" w:color="000000"/>
+          <w:left w:val="none" w:sz="0" w:space="0" w:color="auto"/>
+          <w:bottom w:val="single" w:sz="12" w:space="0" w:color="000000"/>
+          <w:right w:val="none" w:sz="0" w:space="0" w:color="auto"/>
+          <w:insideH w:val="none" w:sz="0" w:space="0" w:color="auto"/>
+          <w:insideV w:val="none" w:sz="0" w:space="0" w:color="auto"/>
+        </w:tblBorders>
         <w:tblLook w:firstRow="1" w:lastRow="0" w:firstColumn="0" w:lastColumn="0" w:noHBand="0" w:noVBand="0" w:val="0020"/>
       </w:tblPr>
       <w:tblGrid>
@@ -34883,7 +35240,11 @@
           <w:tblHeader w:val="on"/>
         </w:trPr>
         <w:tc>
-          <w:tcPr/>
+          <w:tcPr>
+            <w:tcBorders>
+              <w:bottom w:val="single" w:sz="8" w:space="0" w:color="000000"/>
+            </w:tcBorders>
+          </w:tcPr>
           <w:p>
             <w:pPr>
               <w:pStyle w:val="Compact"/>
@@ -34944,7 +35305,11 @@
           </w:p>
         </w:tc>
         <w:tc>
-          <w:tcPr/>
+          <w:tcPr>
+            <w:tcBorders>
+              <w:bottom w:val="single" w:sz="8" w:space="0" w:color="000000"/>
+            </w:tcBorders>
+          </w:tcPr>
           <w:p>
             <w:pPr>
               <w:pStyle w:val="Compact"/>
@@ -35020,7 +35385,11 @@
           </w:p>
         </w:tc>
         <w:tc>
-          <w:tcPr/>
+          <w:tcPr>
+            <w:tcBorders>
+              <w:bottom w:val="single" w:sz="8" w:space="0" w:color="000000"/>
+            </w:tcBorders>
+          </w:tcPr>
           <w:p>
             <w:pPr>
               <w:pStyle w:val="Compact"/>
@@ -35081,7 +35450,11 @@
           </w:p>
         </w:tc>
         <w:tc>
-          <w:tcPr/>
+          <w:tcPr>
+            <w:tcBorders>
+              <w:bottom w:val="single" w:sz="8" w:space="0" w:color="000000"/>
+            </w:tcBorders>
+          </w:tcPr>
           <w:p>
             <w:pPr>
               <w:pStyle w:val="Compact"/>
@@ -35892,6 +36265,14 @@
         <w:tblStyle w:val="Table"/>
         <w:tblW w:type="pct" w:w="5000"/>
         <w:tblLayout w:type="fixed"/>
+        <w:tblBorders>
+          <w:top w:val="single" w:sz="12" w:space="0" w:color="000000"/>
+          <w:left w:val="none" w:sz="0" w:space="0" w:color="auto"/>
+          <w:bottom w:val="single" w:sz="12" w:space="0" w:color="000000"/>
+          <w:right w:val="none" w:sz="0" w:space="0" w:color="auto"/>
+          <w:insideH w:val="none" w:sz="0" w:space="0" w:color="auto"/>
+          <w:insideV w:val="none" w:sz="0" w:space="0" w:color="auto"/>
+        </w:tblBorders>
         <w:tblLook w:firstRow="1" w:lastRow="0" w:firstColumn="0" w:lastColumn="0" w:noHBand="0" w:noVBand="0" w:val="0020"/>
       </w:tblPr>
       <w:tblGrid>
@@ -35910,7 +36291,11 @@
           <w:tblHeader w:val="on"/>
         </w:trPr>
         <w:tc>
-          <w:tcPr/>
+          <w:tcPr>
+            <w:tcBorders>
+              <w:bottom w:val="single" w:sz="8" w:space="0" w:color="000000"/>
+            </w:tcBorders>
+          </w:tcPr>
           <w:p>
             <w:pPr>
               <w:pStyle w:val="Compact"/>
@@ -35926,7 +36311,11 @@
           </w:p>
         </w:tc>
         <w:tc>
-          <w:tcPr/>
+          <w:tcPr>
+            <w:tcBorders>
+              <w:bottom w:val="single" w:sz="8" w:space="0" w:color="000000"/>
+            </w:tcBorders>
+          </w:tcPr>
           <w:p>
             <w:pPr>
               <w:pStyle w:val="Compact"/>
@@ -35942,7 +36331,11 @@
           </w:p>
         </w:tc>
         <w:tc>
-          <w:tcPr/>
+          <w:tcPr>
+            <w:tcBorders>
+              <w:bottom w:val="single" w:sz="8" w:space="0" w:color="000000"/>
+            </w:tcBorders>
+          </w:tcPr>
           <w:p>
             <w:pPr>
               <w:pStyle w:val="Compact"/>
@@ -35958,7 +36351,11 @@
           </w:p>
         </w:tc>
         <w:tc>
-          <w:tcPr/>
+          <w:tcPr>
+            <w:tcBorders>
+              <w:bottom w:val="single" w:sz="8" w:space="0" w:color="000000"/>
+            </w:tcBorders>
+          </w:tcPr>
           <w:p>
             <w:pPr>
               <w:pStyle w:val="Compact"/>
@@ -35974,7 +36371,11 @@
           </w:p>
         </w:tc>
         <w:tc>
-          <w:tcPr/>
+          <w:tcPr>
+            <w:tcBorders>
+              <w:bottom w:val="single" w:sz="8" w:space="0" w:color="000000"/>
+            </w:tcBorders>
+          </w:tcPr>
           <w:p>
             <w:pPr>
               <w:pStyle w:val="Compact"/>
@@ -35990,7 +36391,11 @@
           </w:p>
         </w:tc>
         <w:tc>
-          <w:tcPr/>
+          <w:tcPr>
+            <w:tcBorders>
+              <w:bottom w:val="single" w:sz="8" w:space="0" w:color="000000"/>
+            </w:tcBorders>
+          </w:tcPr>
           <w:p>
             <w:pPr>
               <w:pStyle w:val="Compact"/>
@@ -36006,7 +36411,11 @@
           </w:p>
         </w:tc>
         <w:tc>
-          <w:tcPr/>
+          <w:tcPr>
+            <w:tcBorders>
+              <w:bottom w:val="single" w:sz="8" w:space="0" w:color="000000"/>
+            </w:tcBorders>
+          </w:tcPr>
           <w:p>
             <w:pPr>
               <w:pStyle w:val="Compact"/>
@@ -36022,7 +36431,11 @@
           </w:p>
         </w:tc>
         <w:tc>
-          <w:tcPr/>
+          <w:tcPr>
+            <w:tcBorders>
+              <w:bottom w:val="single" w:sz="8" w:space="0" w:color="000000"/>
+            </w:tcBorders>
+          </w:tcPr>
           <w:p>
             <w:pPr>
               <w:pStyle w:val="Compact"/>
@@ -36038,7 +36451,11 @@
           </w:p>
         </w:tc>
         <w:tc>
-          <w:tcPr/>
+          <w:tcPr>
+            <w:tcBorders>
+              <w:bottom w:val="single" w:sz="8" w:space="0" w:color="000000"/>
+            </w:tcBorders>
+          </w:tcPr>
           <w:p>
             <w:pPr>
               <w:pStyle w:val="Compact"/>
@@ -36228,6 +36645,14 @@
         <w:tblStyle w:val="Table"/>
         <w:tblW w:type="pct" w:w="5000"/>
         <w:tblLayout w:type="fixed"/>
+        <w:tblBorders>
+          <w:top w:val="single" w:sz="12" w:space="0" w:color="000000"/>
+          <w:left w:val="none" w:sz="0" w:space="0" w:color="auto"/>
+          <w:bottom w:val="single" w:sz="12" w:space="0" w:color="000000"/>
+          <w:right w:val="none" w:sz="0" w:space="0" w:color="auto"/>
+          <w:insideH w:val="none" w:sz="0" w:space="0" w:color="auto"/>
+          <w:insideV w:val="none" w:sz="0" w:space="0" w:color="auto"/>
+        </w:tblBorders>
         <w:tblLook w:firstRow="1" w:lastRow="0" w:firstColumn="0" w:lastColumn="0" w:noHBand="0" w:noVBand="0" w:val="0020"/>
       </w:tblPr>
       <w:tblGrid>
@@ -36246,7 +36671,11 @@
           <w:tblHeader w:val="on"/>
         </w:trPr>
         <w:tc>
-          <w:tcPr/>
+          <w:tcPr>
+            <w:tcBorders>
+              <w:bottom w:val="single" w:sz="8" w:space="0" w:color="000000"/>
+            </w:tcBorders>
+          </w:tcPr>
           <w:p>
             <w:pPr>
               <w:pStyle w:val="Compact"/>
@@ -36262,7 +36691,11 @@
           </w:p>
         </w:tc>
         <w:tc>
-          <w:tcPr/>
+          <w:tcPr>
+            <w:tcBorders>
+              <w:bottom w:val="single" w:sz="8" w:space="0" w:color="000000"/>
+            </w:tcBorders>
+          </w:tcPr>
           <w:p>
             <w:pPr>
               <w:pStyle w:val="Compact"/>
@@ -36278,7 +36711,11 @@
           </w:p>
         </w:tc>
         <w:tc>
-          <w:tcPr/>
+          <w:tcPr>
+            <w:tcBorders>
+              <w:bottom w:val="single" w:sz="8" w:space="0" w:color="000000"/>
+            </w:tcBorders>
+          </w:tcPr>
           <w:p>
             <w:pPr>
               <w:pStyle w:val="Compact"/>
@@ -36294,7 +36731,11 @@
           </w:p>
         </w:tc>
         <w:tc>
-          <w:tcPr/>
+          <w:tcPr>
+            <w:tcBorders>
+              <w:bottom w:val="single" w:sz="8" w:space="0" w:color="000000"/>
+            </w:tcBorders>
+          </w:tcPr>
           <w:p>
             <w:pPr>
               <w:pStyle w:val="Compact"/>
@@ -36310,7 +36751,11 @@
           </w:p>
         </w:tc>
         <w:tc>
-          <w:tcPr/>
+          <w:tcPr>
+            <w:tcBorders>
+              <w:bottom w:val="single" w:sz="8" w:space="0" w:color="000000"/>
+            </w:tcBorders>
+          </w:tcPr>
           <w:p>
             <w:pPr>
               <w:pStyle w:val="Compact"/>
@@ -36326,7 +36771,11 @@
           </w:p>
         </w:tc>
         <w:tc>
-          <w:tcPr/>
+          <w:tcPr>
+            <w:tcBorders>
+              <w:bottom w:val="single" w:sz="8" w:space="0" w:color="000000"/>
+            </w:tcBorders>
+          </w:tcPr>
           <w:p>
             <w:pPr>
               <w:pStyle w:val="Compact"/>
@@ -36342,7 +36791,11 @@
           </w:p>
         </w:tc>
         <w:tc>
-          <w:tcPr/>
+          <w:tcPr>
+            <w:tcBorders>
+              <w:bottom w:val="single" w:sz="8" w:space="0" w:color="000000"/>
+            </w:tcBorders>
+          </w:tcPr>
           <w:p>
             <w:pPr>
               <w:pStyle w:val="Compact"/>
@@ -36358,7 +36811,11 @@
           </w:p>
         </w:tc>
         <w:tc>
-          <w:tcPr/>
+          <w:tcPr>
+            <w:tcBorders>
+              <w:bottom w:val="single" w:sz="8" w:space="0" w:color="000000"/>
+            </w:tcBorders>
+          </w:tcPr>
           <w:p>
             <w:pPr>
               <w:pStyle w:val="Compact"/>
@@ -36374,7 +36831,11 @@
           </w:p>
         </w:tc>
         <w:tc>
-          <w:tcPr/>
+          <w:tcPr>
+            <w:tcBorders>
+              <w:bottom w:val="single" w:sz="8" w:space="0" w:color="000000"/>
+            </w:tcBorders>
+          </w:tcPr>
           <w:p>
             <w:pPr>
               <w:pStyle w:val="Compact"/>
@@ -36637,6 +37098,14 @@
         <w:tblStyle w:val="Table"/>
         <w:tblW w:type="pct" w:w="5000"/>
         <w:tblLayout w:type="fixed"/>
+        <w:tblBorders>
+          <w:top w:val="single" w:sz="12" w:space="0" w:color="000000"/>
+          <w:left w:val="none" w:sz="0" w:space="0" w:color="auto"/>
+          <w:bottom w:val="single" w:sz="12" w:space="0" w:color="000000"/>
+          <w:right w:val="none" w:sz="0" w:space="0" w:color="auto"/>
+          <w:insideH w:val="none" w:sz="0" w:space="0" w:color="auto"/>
+          <w:insideV w:val="none" w:sz="0" w:space="0" w:color="auto"/>
+        </w:tblBorders>
         <w:tblLook w:firstRow="1" w:lastRow="0" w:firstColumn="0" w:lastColumn="0" w:noHBand="0" w:noVBand="0" w:val="0020"/>
       </w:tblPr>
       <w:tblGrid>
@@ -36650,7 +37119,11 @@
           <w:tblHeader w:val="on"/>
         </w:trPr>
         <w:tc>
-          <w:tcPr/>
+          <w:tcPr>
+            <w:tcBorders>
+              <w:bottom w:val="single" w:sz="8" w:space="0" w:color="000000"/>
+            </w:tcBorders>
+          </w:tcPr>
           <w:p>
             <w:pPr>
               <w:pStyle w:val="Compact"/>
@@ -36711,7 +37184,11 @@
           </w:p>
         </w:tc>
         <w:tc>
-          <w:tcPr/>
+          <w:tcPr>
+            <w:tcBorders>
+              <w:bottom w:val="single" w:sz="8" w:space="0" w:color="000000"/>
+            </w:tcBorders>
+          </w:tcPr>
           <w:p>
             <w:pPr>
               <w:pStyle w:val="Compact"/>
@@ -36787,7 +37264,11 @@
           </w:p>
         </w:tc>
         <w:tc>
-          <w:tcPr/>
+          <w:tcPr>
+            <w:tcBorders>
+              <w:bottom w:val="single" w:sz="8" w:space="0" w:color="000000"/>
+            </w:tcBorders>
+          </w:tcPr>
           <w:p>
             <w:pPr>
               <w:pStyle w:val="Compact"/>
@@ -36848,7 +37329,11 @@
           </w:p>
         </w:tc>
         <w:tc>
-          <w:tcPr/>
+          <w:tcPr>
+            <w:tcBorders>
+              <w:bottom w:val="single" w:sz="8" w:space="0" w:color="000000"/>
+            </w:tcBorders>
+          </w:tcPr>
           <w:p>
             <w:pPr>
               <w:pStyle w:val="Compact"/>
@@ -37698,6 +38183,14 @@
       <w:tblPr>
         <w:tblStyle w:val="Table"/>
         <w:tblW w:type="auto" w:w="0"/>
+        <w:tblBorders>
+          <w:top w:val="single" w:sz="12" w:space="0" w:color="000000"/>
+          <w:left w:val="none" w:sz="0" w:space="0" w:color="auto"/>
+          <w:bottom w:val="single" w:sz="12" w:space="0" w:color="000000"/>
+          <w:right w:val="none" w:sz="0" w:space="0" w:color="auto"/>
+          <w:insideH w:val="none" w:sz="0" w:space="0" w:color="auto"/>
+          <w:insideV w:val="none" w:sz="0" w:space="0" w:color="auto"/>
+        </w:tblBorders>
         <w:tblLook w:firstRow="1" w:lastRow="0" w:firstColumn="0" w:lastColumn="0" w:noHBand="0" w:noVBand="0" w:val="0020"/>
       </w:tblPr>
       <w:tblGrid>
@@ -37710,7 +38203,11 @@
           <w:tblHeader w:val="on"/>
         </w:trPr>
         <w:tc>
-          <w:tcPr/>
+          <w:tcPr>
+            <w:tcBorders>
+              <w:bottom w:val="single" w:sz="8" w:space="0" w:color="000000"/>
+            </w:tcBorders>
+          </w:tcPr>
           <w:p>
             <w:pPr>
               <w:pStyle w:val="Compact"/>
@@ -37733,7 +38230,11 @@
           </w:p>
         </w:tc>
         <w:tc>
-          <w:tcPr/>
+          <w:tcPr>
+            <w:tcBorders>
+              <w:bottom w:val="single" w:sz="8" w:space="0" w:color="000000"/>
+            </w:tcBorders>
+          </w:tcPr>
           <w:p>
             <w:pPr>
               <w:pStyle w:val="Compact"/>
@@ -37749,7 +38250,11 @@
           </w:p>
         </w:tc>
         <w:tc>
-          <w:tcPr/>
+          <w:tcPr>
+            <w:tcBorders>
+              <w:bottom w:val="single" w:sz="8" w:space="0" w:color="000000"/>
+            </w:tcBorders>
+          </w:tcPr>
           <w:p>
             <w:pPr>
               <w:pStyle w:val="Compact"/>
@@ -39052,6 +39557,14 @@
       <w:tblPr>
         <w:tblStyle w:val="Table"/>
         <w:tblW w:type="auto" w:w="0"/>
+        <w:tblBorders>
+          <w:top w:val="single" w:sz="12" w:space="0" w:color="000000"/>
+          <w:left w:val="none" w:sz="0" w:space="0" w:color="auto"/>
+          <w:bottom w:val="single" w:sz="12" w:space="0" w:color="000000"/>
+          <w:right w:val="none" w:sz="0" w:space="0" w:color="auto"/>
+          <w:insideH w:val="none" w:sz="0" w:space="0" w:color="auto"/>
+          <w:insideV w:val="none" w:sz="0" w:space="0" w:color="auto"/>
+        </w:tblBorders>
         <w:tblLook w:firstRow="1" w:lastRow="0" w:firstColumn="0" w:lastColumn="0" w:noHBand="0" w:noVBand="0" w:val="0020"/>
       </w:tblPr>
       <w:tblGrid>
@@ -39063,7 +39576,11 @@
           <w:tblHeader w:val="on"/>
         </w:trPr>
         <w:tc>
-          <w:tcPr/>
+          <w:tcPr>
+            <w:tcBorders>
+              <w:bottom w:val="single" w:sz="8" w:space="0" w:color="000000"/>
+            </w:tcBorders>
+          </w:tcPr>
           <w:p>
             <w:pPr>
               <w:pStyle w:val="Compact"/>
@@ -39079,7 +39596,11 @@
           </w:p>
         </w:tc>
         <w:tc>
-          <w:tcPr/>
+          <w:tcPr>
+            <w:tcBorders>
+              <w:bottom w:val="single" w:sz="8" w:space="0" w:color="000000"/>
+            </w:tcBorders>
+          </w:tcPr>
           <w:p>
             <w:pPr>
               <w:pStyle w:val="Compact"/>
@@ -41300,6 +41821,14 @@
       <w:tblPr>
         <w:tblStyle w:val="Table"/>
         <w:tblW w:type="auto" w:w="0"/>
+        <w:tblBorders>
+          <w:top w:val="single" w:sz="12" w:space="0" w:color="000000"/>
+          <w:left w:val="none" w:sz="0" w:space="0" w:color="auto"/>
+          <w:bottom w:val="single" w:sz="12" w:space="0" w:color="000000"/>
+          <w:right w:val="none" w:sz="0" w:space="0" w:color="auto"/>
+          <w:insideH w:val="none" w:sz="0" w:space="0" w:color="auto"/>
+          <w:insideV w:val="none" w:sz="0" w:space="0" w:color="auto"/>
+        </w:tblBorders>
         <w:tblLook w:firstRow="1" w:lastRow="0" w:firstColumn="0" w:lastColumn="0" w:noHBand="0" w:noVBand="0" w:val="0020"/>
       </w:tblPr>
       <w:tblGrid>
@@ -41315,7 +41844,11 @@
           <w:tblHeader w:val="on"/>
         </w:trPr>
         <w:tc>
-          <w:tcPr/>
+          <w:tcPr>
+            <w:tcBorders>
+              <w:bottom w:val="single" w:sz="8" w:space="0" w:color="000000"/>
+            </w:tcBorders>
+          </w:tcPr>
           <w:p>
             <w:pPr>
               <w:pStyle w:val="Compact"/>
@@ -41331,7 +41864,11 @@
           </w:p>
         </w:tc>
         <w:tc>
-          <w:tcPr/>
+          <w:tcPr>
+            <w:tcBorders>
+              <w:bottom w:val="single" w:sz="8" w:space="0" w:color="000000"/>
+            </w:tcBorders>
+          </w:tcPr>
           <w:p>
             <w:pPr>
               <w:pStyle w:val="Compact"/>
@@ -41347,7 +41884,11 @@
           </w:p>
         </w:tc>
         <w:tc>
-          <w:tcPr/>
+          <w:tcPr>
+            <w:tcBorders>
+              <w:bottom w:val="single" w:sz="8" w:space="0" w:color="000000"/>
+            </w:tcBorders>
+          </w:tcPr>
           <w:p>
             <w:pPr>
               <w:pStyle w:val="Compact"/>
@@ -41363,7 +41904,11 @@
           </w:p>
         </w:tc>
         <w:tc>
-          <w:tcPr/>
+          <w:tcPr>
+            <w:tcBorders>
+              <w:bottom w:val="single" w:sz="8" w:space="0" w:color="000000"/>
+            </w:tcBorders>
+          </w:tcPr>
           <w:p>
             <w:pPr>
               <w:pStyle w:val="Compact"/>
@@ -41379,7 +41924,11 @@
           </w:p>
         </w:tc>
         <w:tc>
-          <w:tcPr/>
+          <w:tcPr>
+            <w:tcBorders>
+              <w:bottom w:val="single" w:sz="8" w:space="0" w:color="000000"/>
+            </w:tcBorders>
+          </w:tcPr>
           <w:p>
             <w:pPr>
               <w:pStyle w:val="Compact"/>
@@ -41395,7 +41944,11 @@
           </w:p>
         </w:tc>
         <w:tc>
-          <w:tcPr/>
+          <w:tcPr>
+            <w:tcBorders>
+              <w:bottom w:val="single" w:sz="8" w:space="0" w:color="000000"/>
+            </w:tcBorders>
+          </w:tcPr>
           <w:p>
             <w:pPr>
               <w:pStyle w:val="Compact"/>
@@ -44323,6 +44876,14 @@
       <w:tblPr>
         <w:tblStyle w:val="Table"/>
         <w:tblW w:type="auto" w:w="0"/>
+        <w:tblBorders>
+          <w:top w:val="single" w:sz="12" w:space="0" w:color="000000"/>
+          <w:left w:val="none" w:sz="0" w:space="0" w:color="auto"/>
+          <w:bottom w:val="single" w:sz="12" w:space="0" w:color="000000"/>
+          <w:right w:val="none" w:sz="0" w:space="0" w:color="auto"/>
+          <w:insideH w:val="none" w:sz="0" w:space="0" w:color="auto"/>
+          <w:insideV w:val="none" w:sz="0" w:space="0" w:color="auto"/>
+        </w:tblBorders>
         <w:tblLook w:firstRow="1" w:lastRow="0" w:firstColumn="0" w:lastColumn="0" w:noHBand="0" w:noVBand="0" w:val="0020"/>
       </w:tblPr>
       <w:tblGrid>
@@ -44339,7 +44900,11 @@
           <w:tblHeader w:val="on"/>
         </w:trPr>
         <w:tc>
-          <w:tcPr/>
+          <w:tcPr>
+            <w:tcBorders>
+              <w:bottom w:val="single" w:sz="8" w:space="0" w:color="000000"/>
+            </w:tcBorders>
+          </w:tcPr>
           <w:p>
             <w:pPr>
               <w:pStyle w:val="Compact"/>
@@ -44355,7 +44920,11 @@
           </w:p>
         </w:tc>
         <w:tc>
-          <w:tcPr/>
+          <w:tcPr>
+            <w:tcBorders>
+              <w:bottom w:val="single" w:sz="8" w:space="0" w:color="000000"/>
+            </w:tcBorders>
+          </w:tcPr>
           <w:p>
             <w:pPr>
               <w:pStyle w:val="Compact"/>
@@ -44371,7 +44940,11 @@
           </w:p>
         </w:tc>
         <w:tc>
-          <w:tcPr/>
+          <w:tcPr>
+            <w:tcBorders>
+              <w:bottom w:val="single" w:sz="8" w:space="0" w:color="000000"/>
+            </w:tcBorders>
+          </w:tcPr>
           <w:p>
             <w:pPr>
               <w:pStyle w:val="Compact"/>
@@ -44387,7 +44960,11 @@
           </w:p>
         </w:tc>
         <w:tc>
-          <w:tcPr/>
+          <w:tcPr>
+            <w:tcBorders>
+              <w:bottom w:val="single" w:sz="8" w:space="0" w:color="000000"/>
+            </w:tcBorders>
+          </w:tcPr>
           <w:p>
             <w:pPr>
               <w:pStyle w:val="Compact"/>
@@ -44403,7 +44980,11 @@
           </w:p>
         </w:tc>
         <w:tc>
-          <w:tcPr/>
+          <w:tcPr>
+            <w:tcBorders>
+              <w:bottom w:val="single" w:sz="8" w:space="0" w:color="000000"/>
+            </w:tcBorders>
+          </w:tcPr>
           <w:p>
             <w:pPr>
               <w:pStyle w:val="Compact"/>
@@ -44419,7 +45000,11 @@
           </w:p>
         </w:tc>
         <w:tc>
-          <w:tcPr/>
+          <w:tcPr>
+            <w:tcBorders>
+              <w:bottom w:val="single" w:sz="8" w:space="0" w:color="000000"/>
+            </w:tcBorders>
+          </w:tcPr>
           <w:p>
             <w:pPr>
               <w:pStyle w:val="Compact"/>
@@ -44435,7 +45020,11 @@
           </w:p>
         </w:tc>
         <w:tc>
-          <w:tcPr/>
+          <w:tcPr>
+            <w:tcBorders>
+              <w:bottom w:val="single" w:sz="8" w:space="0" w:color="000000"/>
+            </w:tcBorders>
+          </w:tcPr>
           <w:p>
             <w:pPr>
               <w:pStyle w:val="Compact"/>
@@ -44833,6 +45422,14 @@
       <w:tblPr>
         <w:tblStyle w:val="Table"/>
         <w:tblW w:type="auto" w:w="0"/>
+        <w:tblBorders>
+          <w:top w:val="single" w:sz="12" w:space="0" w:color="000000"/>
+          <w:left w:val="none" w:sz="0" w:space="0" w:color="auto"/>
+          <w:bottom w:val="single" w:sz="12" w:space="0" w:color="000000"/>
+          <w:right w:val="none" w:sz="0" w:space="0" w:color="auto"/>
+          <w:insideH w:val="none" w:sz="0" w:space="0" w:color="auto"/>
+          <w:insideV w:val="none" w:sz="0" w:space="0" w:color="auto"/>
+        </w:tblBorders>
         <w:tblLook w:firstRow="1" w:lastRow="0" w:firstColumn="0" w:lastColumn="0" w:noHBand="0" w:noVBand="0" w:val="0020"/>
       </w:tblPr>
       <w:tblGrid>
@@ -44845,7 +45442,11 @@
           <w:tblHeader w:val="on"/>
         </w:trPr>
         <w:tc>
-          <w:tcPr/>
+          <w:tcPr>
+            <w:tcBorders>
+              <w:bottom w:val="single" w:sz="8" w:space="0" w:color="000000"/>
+            </w:tcBorders>
+          </w:tcPr>
           <w:p>
             <w:pPr>
               <w:pStyle w:val="Compact"/>
@@ -44861,7 +45462,11 @@
           </w:p>
         </w:tc>
         <w:tc>
-          <w:tcPr/>
+          <w:tcPr>
+            <w:tcBorders>
+              <w:bottom w:val="single" w:sz="8" w:space="0" w:color="000000"/>
+            </w:tcBorders>
+          </w:tcPr>
           <w:p>
             <w:pPr>
               <w:pStyle w:val="Compact"/>
@@ -44877,7 +45482,11 @@
           </w:p>
         </w:tc>
         <w:tc>
-          <w:tcPr/>
+          <w:tcPr>
+            <w:tcBorders>
+              <w:bottom w:val="single" w:sz="8" w:space="0" w:color="000000"/>
+            </w:tcBorders>
+          </w:tcPr>
           <w:p>
             <w:pPr>
               <w:pStyle w:val="Compact"/>
@@ -45893,6 +46502,14 @@
       <w:tblPr>
         <w:tblStyle w:val="Table"/>
         <w:tblW w:type="auto" w:w="0"/>
+        <w:tblBorders>
+          <w:top w:val="single" w:sz="12" w:space="0" w:color="000000"/>
+          <w:left w:val="none" w:sz="0" w:space="0" w:color="auto"/>
+          <w:bottom w:val="single" w:sz="12" w:space="0" w:color="000000"/>
+          <w:right w:val="none" w:sz="0" w:space="0" w:color="auto"/>
+          <w:insideH w:val="none" w:sz="0" w:space="0" w:color="auto"/>
+          <w:insideV w:val="none" w:sz="0" w:space="0" w:color="auto"/>
+        </w:tblBorders>
         <w:tblLook w:firstRow="1" w:lastRow="0" w:firstColumn="0" w:lastColumn="0" w:noHBand="0" w:noVBand="0" w:val="0020"/>
       </w:tblPr>
       <w:tblGrid>
@@ -45906,7 +46523,11 @@
           <w:tblHeader w:val="on"/>
         </w:trPr>
         <w:tc>
-          <w:tcPr/>
+          <w:tcPr>
+            <w:tcBorders>
+              <w:bottom w:val="single" w:sz="8" w:space="0" w:color="000000"/>
+            </w:tcBorders>
+          </w:tcPr>
           <w:p>
             <w:pPr>
               <w:pStyle w:val="Compact"/>
@@ -45922,7 +46543,11 @@
           </w:p>
         </w:tc>
         <w:tc>
-          <w:tcPr/>
+          <w:tcPr>
+            <w:tcBorders>
+              <w:bottom w:val="single" w:sz="8" w:space="0" w:color="000000"/>
+            </w:tcBorders>
+          </w:tcPr>
           <w:p>
             <w:pPr>
               <w:pStyle w:val="Compact"/>
@@ -45938,7 +46563,11 @@
           </w:p>
         </w:tc>
         <w:tc>
-          <w:tcPr/>
+          <w:tcPr>
+            <w:tcBorders>
+              <w:bottom w:val="single" w:sz="8" w:space="0" w:color="000000"/>
+            </w:tcBorders>
+          </w:tcPr>
           <w:p>
             <w:pPr>
               <w:pStyle w:val="Compact"/>
@@ -45976,7 +46605,11 @@
           </w:p>
         </w:tc>
         <w:tc>
-          <w:tcPr/>
+          <w:tcPr>
+            <w:tcBorders>
+              <w:bottom w:val="single" w:sz="8" w:space="0" w:color="000000"/>
+            </w:tcBorders>
+          </w:tcPr>
           <w:p>
             <w:pPr>
               <w:pStyle w:val="Compact"/>
@@ -47466,6 +48099,14 @@
       <w:tblPr>
         <w:tblStyle w:val="Table"/>
         <w:tblW w:type="auto" w:w="0"/>
+        <w:tblBorders>
+          <w:top w:val="single" w:sz="12" w:space="0" w:color="000000"/>
+          <w:left w:val="none" w:sz="0" w:space="0" w:color="auto"/>
+          <w:bottom w:val="single" w:sz="12" w:space="0" w:color="000000"/>
+          <w:right w:val="none" w:sz="0" w:space="0" w:color="auto"/>
+          <w:insideH w:val="none" w:sz="0" w:space="0" w:color="auto"/>
+          <w:insideV w:val="none" w:sz="0" w:space="0" w:color="auto"/>
+        </w:tblBorders>
         <w:tblLook w:firstRow="1" w:lastRow="0" w:firstColumn="0" w:lastColumn="0" w:noHBand="0" w:noVBand="0" w:val="0020"/>
       </w:tblPr>
       <w:tblGrid>
@@ -47482,7 +48123,11 @@
           <w:tblHeader w:val="on"/>
         </w:trPr>
         <w:tc>
-          <w:tcPr/>
+          <w:tcPr>
+            <w:tcBorders>
+              <w:bottom w:val="single" w:sz="8" w:space="0" w:color="000000"/>
+            </w:tcBorders>
+          </w:tcPr>
           <w:p>
             <w:pPr>
               <w:pStyle w:val="Compact"/>
@@ -47498,7 +48143,11 @@
           </w:p>
         </w:tc>
         <w:tc>
-          <w:tcPr/>
+          <w:tcPr>
+            <w:tcBorders>
+              <w:bottom w:val="single" w:sz="8" w:space="0" w:color="000000"/>
+            </w:tcBorders>
+          </w:tcPr>
           <w:p>
             <w:pPr>
               <w:pStyle w:val="Compact"/>
@@ -47514,7 +48163,11 @@
           </w:p>
         </w:tc>
         <w:tc>
-          <w:tcPr/>
+          <w:tcPr>
+            <w:tcBorders>
+              <w:bottom w:val="single" w:sz="8" w:space="0" w:color="000000"/>
+            </w:tcBorders>
+          </w:tcPr>
           <w:p>
             <w:pPr>
               <w:pStyle w:val="Compact"/>
@@ -47530,7 +48183,11 @@
           </w:p>
         </w:tc>
         <w:tc>
-          <w:tcPr/>
+          <w:tcPr>
+            <w:tcBorders>
+              <w:bottom w:val="single" w:sz="8" w:space="0" w:color="000000"/>
+            </w:tcBorders>
+          </w:tcPr>
           <w:p>
             <w:pPr>
               <w:pStyle w:val="Compact"/>
@@ -47546,7 +48203,11 @@
           </w:p>
         </w:tc>
         <w:tc>
-          <w:tcPr/>
+          <w:tcPr>
+            <w:tcBorders>
+              <w:bottom w:val="single" w:sz="8" w:space="0" w:color="000000"/>
+            </w:tcBorders>
+          </w:tcPr>
           <w:p>
             <w:pPr>
               <w:pStyle w:val="Compact"/>
@@ -47562,7 +48223,11 @@
           </w:p>
         </w:tc>
         <w:tc>
-          <w:tcPr/>
+          <w:tcPr>
+            <w:tcBorders>
+              <w:bottom w:val="single" w:sz="8" w:space="0" w:color="000000"/>
+            </w:tcBorders>
+          </w:tcPr>
           <w:p>
             <w:pPr>
               <w:pStyle w:val="Compact"/>
@@ -47578,7 +48243,11 @@
           </w:p>
         </w:tc>
         <w:tc>
-          <w:tcPr/>
+          <w:tcPr>
+            <w:tcBorders>
+              <w:bottom w:val="single" w:sz="8" w:space="0" w:color="000000"/>
+            </w:tcBorders>
+          </w:tcPr>
           <w:p>
             <w:pPr>
               <w:pStyle w:val="Compact"/>
@@ -48232,6 +48901,14 @@
       <w:tblPr>
         <w:tblStyle w:val="Table"/>
         <w:tblW w:type="auto" w:w="0"/>
+        <w:tblBorders>
+          <w:top w:val="single" w:sz="12" w:space="0" w:color="000000"/>
+          <w:left w:val="none" w:sz="0" w:space="0" w:color="auto"/>
+          <w:bottom w:val="single" w:sz="12" w:space="0" w:color="000000"/>
+          <w:right w:val="none" w:sz="0" w:space="0" w:color="auto"/>
+          <w:insideH w:val="none" w:sz="0" w:space="0" w:color="auto"/>
+          <w:insideV w:val="none" w:sz="0" w:space="0" w:color="auto"/>
+        </w:tblBorders>
         <w:tblLook w:firstRow="1" w:lastRow="0" w:firstColumn="0" w:lastColumn="0" w:noHBand="0" w:noVBand="0" w:val="0020"/>
       </w:tblPr>
       <w:tblGrid>
@@ -48245,7 +48922,11 @@
           <w:tblHeader w:val="on"/>
         </w:trPr>
         <w:tc>
-          <w:tcPr/>
+          <w:tcPr>
+            <w:tcBorders>
+              <w:bottom w:val="single" w:sz="8" w:space="0" w:color="000000"/>
+            </w:tcBorders>
+          </w:tcPr>
           <w:p>
             <w:pPr>
               <w:pStyle w:val="Compact"/>
@@ -48261,7 +48942,11 @@
           </w:p>
         </w:tc>
         <w:tc>
-          <w:tcPr/>
+          <w:tcPr>
+            <w:tcBorders>
+              <w:bottom w:val="single" w:sz="8" w:space="0" w:color="000000"/>
+            </w:tcBorders>
+          </w:tcPr>
           <w:p>
             <w:pPr>
               <w:pStyle w:val="Compact"/>
@@ -48277,7 +48962,11 @@
           </w:p>
         </w:tc>
         <w:tc>
-          <w:tcPr/>
+          <w:tcPr>
+            <w:tcBorders>
+              <w:bottom w:val="single" w:sz="8" w:space="0" w:color="000000"/>
+            </w:tcBorders>
+          </w:tcPr>
           <w:p>
             <w:pPr>
               <w:pStyle w:val="Compact"/>
@@ -48293,7 +48982,11 @@
           </w:p>
         </w:tc>
         <w:tc>
-          <w:tcPr/>
+          <w:tcPr>
+            <w:tcBorders>
+              <w:bottom w:val="single" w:sz="8" w:space="0" w:color="000000"/>
+            </w:tcBorders>
+          </w:tcPr>
           <w:p>
             <w:pPr>
               <w:pStyle w:val="Compact"/>
@@ -50281,6 +50974,14 @@
         <w:tblStyle w:val="Table"/>
         <w:tblW w:type="pct" w:w="5000"/>
         <w:tblLayout w:type="fixed"/>
+        <w:tblBorders>
+          <w:top w:val="single" w:sz="12" w:space="0" w:color="000000"/>
+          <w:left w:val="none" w:sz="0" w:space="0" w:color="auto"/>
+          <w:bottom w:val="single" w:sz="12" w:space="0" w:color="000000"/>
+          <w:right w:val="none" w:sz="0" w:space="0" w:color="auto"/>
+          <w:insideH w:val="none" w:sz="0" w:space="0" w:color="auto"/>
+          <w:insideV w:val="none" w:sz="0" w:space="0" w:color="auto"/>
+        </w:tblBorders>
         <w:tblLook w:firstRow="1" w:lastRow="0" w:firstColumn="0" w:lastColumn="0" w:noHBand="0" w:noVBand="0" w:val="0020"/>
       </w:tblPr>
       <w:tblGrid>
@@ -50296,7 +50997,11 @@
           <w:tblHeader w:val="on"/>
         </w:trPr>
         <w:tc>
-          <w:tcPr/>
+          <w:tcPr>
+            <w:tcBorders>
+              <w:bottom w:val="single" w:sz="8" w:space="0" w:color="000000"/>
+            </w:tcBorders>
+          </w:tcPr>
           <w:p>
             <w:pPr>
               <w:pStyle w:val="Compact"/>
@@ -50312,7 +51017,11 @@
           </w:p>
         </w:tc>
         <w:tc>
-          <w:tcPr/>
+          <w:tcPr>
+            <w:tcBorders>
+              <w:bottom w:val="single" w:sz="8" w:space="0" w:color="000000"/>
+            </w:tcBorders>
+          </w:tcPr>
           <w:p>
             <w:pPr>
               <w:pStyle w:val="Compact"/>
@@ -50328,7 +51037,11 @@
           </w:p>
         </w:tc>
         <w:tc>
-          <w:tcPr/>
+          <w:tcPr>
+            <w:tcBorders>
+              <w:bottom w:val="single" w:sz="8" w:space="0" w:color="000000"/>
+            </w:tcBorders>
+          </w:tcPr>
           <w:p>
             <w:pPr>
               <w:pStyle w:val="Compact"/>
@@ -50344,7 +51057,11 @@
           </w:p>
         </w:tc>
         <w:tc>
-          <w:tcPr/>
+          <w:tcPr>
+            <w:tcBorders>
+              <w:bottom w:val="single" w:sz="8" w:space="0" w:color="000000"/>
+            </w:tcBorders>
+          </w:tcPr>
           <w:p>
             <w:pPr>
               <w:pStyle w:val="Compact"/>
@@ -50360,7 +51077,11 @@
           </w:p>
         </w:tc>
         <w:tc>
-          <w:tcPr/>
+          <w:tcPr>
+            <w:tcBorders>
+              <w:bottom w:val="single" w:sz="8" w:space="0" w:color="000000"/>
+            </w:tcBorders>
+          </w:tcPr>
           <w:p>
             <w:pPr>
               <w:pStyle w:val="Compact"/>
@@ -50376,7 +51097,11 @@
           </w:p>
         </w:tc>
         <w:tc>
-          <w:tcPr/>
+          <w:tcPr>
+            <w:tcBorders>
+              <w:bottom w:val="single" w:sz="8" w:space="0" w:color="000000"/>
+            </w:tcBorders>
+          </w:tcPr>
           <w:p>
             <w:pPr>
               <w:pStyle w:val="Compact"/>
@@ -51826,6 +52551,14 @@
       <w:tblPr>
         <w:tblStyle w:val="Table"/>
         <w:tblW w:type="auto" w:w="0"/>
+        <w:tblBorders>
+          <w:top w:val="single" w:sz="12" w:space="0" w:color="000000"/>
+          <w:left w:val="none" w:sz="0" w:space="0" w:color="auto"/>
+          <w:bottom w:val="single" w:sz="12" w:space="0" w:color="000000"/>
+          <w:right w:val="none" w:sz="0" w:space="0" w:color="auto"/>
+          <w:insideH w:val="none" w:sz="0" w:space="0" w:color="auto"/>
+          <w:insideV w:val="none" w:sz="0" w:space="0" w:color="auto"/>
+        </w:tblBorders>
         <w:tblLook w:firstRow="1" w:lastRow="0" w:firstColumn="0" w:lastColumn="0" w:noHBand="0" w:noVBand="0" w:val="0020"/>
       </w:tblPr>
       <w:tblGrid>
@@ -51840,7 +52573,11 @@
           <w:tblHeader w:val="on"/>
         </w:trPr>
         <w:tc>
-          <w:tcPr/>
+          <w:tcPr>
+            <w:tcBorders>
+              <w:bottom w:val="single" w:sz="8" w:space="0" w:color="000000"/>
+            </w:tcBorders>
+          </w:tcPr>
           <w:p>
             <w:pPr>
               <w:pStyle w:val="Compact"/>
@@ -51856,7 +52593,11 @@
           </w:p>
         </w:tc>
         <w:tc>
-          <w:tcPr/>
+          <w:tcPr>
+            <w:tcBorders>
+              <w:bottom w:val="single" w:sz="8" w:space="0" w:color="000000"/>
+            </w:tcBorders>
+          </w:tcPr>
           <w:p>
             <w:pPr>
               <w:pStyle w:val="Compact"/>
@@ -51872,7 +52613,11 @@
           </w:p>
         </w:tc>
         <w:tc>
-          <w:tcPr/>
+          <w:tcPr>
+            <w:tcBorders>
+              <w:bottom w:val="single" w:sz="8" w:space="0" w:color="000000"/>
+            </w:tcBorders>
+          </w:tcPr>
           <w:p>
             <w:pPr>
               <w:pStyle w:val="Compact"/>
@@ -51888,7 +52633,11 @@
           </w:p>
         </w:tc>
         <w:tc>
-          <w:tcPr/>
+          <w:tcPr>
+            <w:tcBorders>
+              <w:bottom w:val="single" w:sz="8" w:space="0" w:color="000000"/>
+            </w:tcBorders>
+          </w:tcPr>
           <w:p>
             <w:pPr>
               <w:pStyle w:val="Compact"/>
@@ -51904,7 +52653,11 @@
           </w:p>
         </w:tc>
         <w:tc>
-          <w:tcPr/>
+          <w:tcPr>
+            <w:tcBorders>
+              <w:bottom w:val="single" w:sz="8" w:space="0" w:color="000000"/>
+            </w:tcBorders>
+          </w:tcPr>
           <w:p>
             <w:pPr>
               <w:pStyle w:val="Compact"/>
@@ -52685,6 +53438,14 @@
       <w:tblPr>
         <w:tblStyle w:val="Table"/>
         <w:tblW w:type="auto" w:w="0"/>
+        <w:tblBorders>
+          <w:top w:val="single" w:sz="12" w:space="0" w:color="000000"/>
+          <w:left w:val="none" w:sz="0" w:space="0" w:color="auto"/>
+          <w:bottom w:val="single" w:sz="12" w:space="0" w:color="000000"/>
+          <w:right w:val="none" w:sz="0" w:space="0" w:color="auto"/>
+          <w:insideH w:val="none" w:sz="0" w:space="0" w:color="auto"/>
+          <w:insideV w:val="none" w:sz="0" w:space="0" w:color="auto"/>
+        </w:tblBorders>
         <w:tblLook w:firstRow="1" w:lastRow="0" w:firstColumn="0" w:lastColumn="0" w:noHBand="0" w:noVBand="0" w:val="0020"/>
       </w:tblPr>
       <w:tblGrid>
@@ -52699,7 +53460,11 @@
           <w:tblHeader w:val="on"/>
         </w:trPr>
         <w:tc>
-          <w:tcPr/>
+          <w:tcPr>
+            <w:tcBorders>
+              <w:bottom w:val="single" w:sz="8" w:space="0" w:color="000000"/>
+            </w:tcBorders>
+          </w:tcPr>
           <w:p>
             <w:pPr>
               <w:pStyle w:val="Compact"/>
@@ -52715,7 +53480,11 @@
           </w:p>
         </w:tc>
         <w:tc>
-          <w:tcPr/>
+          <w:tcPr>
+            <w:tcBorders>
+              <w:bottom w:val="single" w:sz="8" w:space="0" w:color="000000"/>
+            </w:tcBorders>
+          </w:tcPr>
           <w:p>
             <w:pPr>
               <w:pStyle w:val="Compact"/>
@@ -52731,7 +53500,11 @@
           </w:p>
         </w:tc>
         <w:tc>
-          <w:tcPr/>
+          <w:tcPr>
+            <w:tcBorders>
+              <w:bottom w:val="single" w:sz="8" w:space="0" w:color="000000"/>
+            </w:tcBorders>
+          </w:tcPr>
           <w:p>
             <w:pPr>
               <w:pStyle w:val="Compact"/>
@@ -52747,7 +53520,11 @@
           </w:p>
         </w:tc>
         <w:tc>
-          <w:tcPr/>
+          <w:tcPr>
+            <w:tcBorders>
+              <w:bottom w:val="single" w:sz="8" w:space="0" w:color="000000"/>
+            </w:tcBorders>
+          </w:tcPr>
           <w:p>
             <w:pPr>
               <w:pStyle w:val="Compact"/>
@@ -52763,7 +53540,11 @@
           </w:p>
         </w:tc>
         <w:tc>
-          <w:tcPr/>
+          <w:tcPr>
+            <w:tcBorders>
+              <w:bottom w:val="single" w:sz="8" w:space="0" w:color="000000"/>
+            </w:tcBorders>
+          </w:tcPr>
           <w:p>
             <w:pPr>
               <w:pStyle w:val="Compact"/>
@@ -53628,6 +54409,14 @@
       <w:tblPr>
         <w:tblStyle w:val="Table"/>
         <w:tblW w:type="auto" w:w="0"/>
+        <w:tblBorders>
+          <w:top w:val="single" w:sz="12" w:space="0" w:color="000000"/>
+          <w:left w:val="none" w:sz="0" w:space="0" w:color="auto"/>
+          <w:bottom w:val="single" w:sz="12" w:space="0" w:color="000000"/>
+          <w:right w:val="none" w:sz="0" w:space="0" w:color="auto"/>
+          <w:insideH w:val="none" w:sz="0" w:space="0" w:color="auto"/>
+          <w:insideV w:val="none" w:sz="0" w:space="0" w:color="auto"/>
+        </w:tblBorders>
         <w:tblLook w:firstRow="1" w:lastRow="0" w:firstColumn="0" w:lastColumn="0" w:noHBand="0" w:noVBand="0" w:val="0020"/>
       </w:tblPr>
       <w:tblGrid>
@@ -53641,7 +54430,11 @@
           <w:tblHeader w:val="on"/>
         </w:trPr>
         <w:tc>
-          <w:tcPr/>
+          <w:tcPr>
+            <w:tcBorders>
+              <w:bottom w:val="single" w:sz="8" w:space="0" w:color="000000"/>
+            </w:tcBorders>
+          </w:tcPr>
           <w:p>
             <w:pPr>
               <w:pStyle w:val="Compact"/>
@@ -53692,7 +54485,11 @@
           </w:p>
         </w:tc>
         <w:tc>
-          <w:tcPr/>
+          <w:tcPr>
+            <w:tcBorders>
+              <w:bottom w:val="single" w:sz="8" w:space="0" w:color="000000"/>
+            </w:tcBorders>
+          </w:tcPr>
           <w:p>
             <w:pPr>
               <w:pStyle w:val="Compact"/>
@@ -53708,7 +54505,11 @@
           </w:p>
         </w:tc>
         <w:tc>
-          <w:tcPr/>
+          <w:tcPr>
+            <w:tcBorders>
+              <w:bottom w:val="single" w:sz="8" w:space="0" w:color="000000"/>
+            </w:tcBorders>
+          </w:tcPr>
           <w:p>
             <w:pPr>
               <w:pStyle w:val="Compact"/>
@@ -53724,7 +54525,11 @@
           </w:p>
         </w:tc>
         <w:tc>
-          <w:tcPr/>
+          <w:tcPr>
+            <w:tcBorders>
+              <w:bottom w:val="single" w:sz="8" w:space="0" w:color="000000"/>
+            </w:tcBorders>
+          </w:tcPr>
           <w:p>
             <w:pPr>
               <w:pStyle w:val="Compact"/>
@@ -53905,6 +54710,14 @@
       <w:tblPr>
         <w:tblStyle w:val="Table"/>
         <w:tblW w:type="auto" w:w="0"/>
+        <w:tblBorders>
+          <w:top w:val="single" w:sz="12" w:space="0" w:color="000000"/>
+          <w:left w:val="none" w:sz="0" w:space="0" w:color="auto"/>
+          <w:bottom w:val="single" w:sz="12" w:space="0" w:color="000000"/>
+          <w:right w:val="none" w:sz="0" w:space="0" w:color="auto"/>
+          <w:insideH w:val="none" w:sz="0" w:space="0" w:color="auto"/>
+          <w:insideV w:val="none" w:sz="0" w:space="0" w:color="auto"/>
+        </w:tblBorders>
         <w:tblLook w:firstRow="1" w:lastRow="0" w:firstColumn="0" w:lastColumn="0" w:noHBand="0" w:noVBand="0" w:val="0020"/>
       </w:tblPr>
       <w:tblGrid>
@@ -53917,7 +54730,11 @@
           <w:tblHeader w:val="on"/>
         </w:trPr>
         <w:tc>
-          <w:tcPr/>
+          <w:tcPr>
+            <w:tcBorders>
+              <w:bottom w:val="single" w:sz="8" w:space="0" w:color="000000"/>
+            </w:tcBorders>
+          </w:tcPr>
           <w:p>
             <w:pPr>
               <w:pStyle w:val="Compact"/>
@@ -53933,7 +54750,11 @@
           </w:p>
         </w:tc>
         <w:tc>
-          <w:tcPr/>
+          <w:tcPr>
+            <w:tcBorders>
+              <w:bottom w:val="single" w:sz="8" w:space="0" w:color="000000"/>
+            </w:tcBorders>
+          </w:tcPr>
           <w:p>
             <w:pPr>
               <w:pStyle w:val="Compact"/>
@@ -53957,7 +54778,11 @@
           </w:p>
         </w:tc>
         <w:tc>
-          <w:tcPr/>
+          <w:tcPr>
+            <w:tcBorders>
+              <w:bottom w:val="single" w:sz="8" w:space="0" w:color="000000"/>
+            </w:tcBorders>
+          </w:tcPr>
           <w:p>
             <w:pPr>
               <w:pStyle w:val="Compact"/>
@@ -55593,7 +56418,6 @@
     <w:bookmarkEnd w:id="76"/>
     <w:bookmarkEnd w:id="77"/>
     <w:sectPr>
-      <w:headerReference w:type="default" r:id="rId70"/>
       <w:footerReference w:type="default" r:id="rId9"/>
       <w:footnotePr>
         <w:numRestart w:val="eachSect"/>
@@ -55620,16 +56444,6 @@
       <w:rPr>
         <w:rFonts w:ascii="Times New Roman" w:hAnsi="Times New Roman" w:eastAsia="Times New Roman" w:cs="Times New Roman"/>
         <w:b w:val="0"/>
-        <w:color w:val="000000"/>
-        <w:sz w:val="20"/>
-      </w:rPr>
-      <w:t xml:space="preserve">第 </w:t>
-    </w:r>
-    <w:r>
-      <w:rPr>
-        <w:rFonts w:ascii="Times New Roman" w:hAnsi="Times New Roman" w:eastAsia="Times New Roman" w:cs="Times New Roman"/>
-        <w:b w:val="0"/>
-        <w:color w:val="000000"/>
         <w:sz w:val="20"/>
       </w:rPr>
       <w:fldChar w:fldCharType="begin"/>
@@ -55638,7 +56452,6 @@
       <w:rPr>
         <w:rFonts w:ascii="Times New Roman" w:hAnsi="Times New Roman" w:eastAsia="Times New Roman" w:cs="Times New Roman"/>
         <w:b w:val="0"/>
-        <w:color w:val="000000"/>
         <w:sz w:val="20"/>
       </w:rPr>
       <w:instrText xml:space="preserve"> PAGE </w:instrText>
@@ -55647,91 +56460,9 @@
       <w:rPr>
         <w:rFonts w:ascii="Times New Roman" w:hAnsi="Times New Roman" w:eastAsia="Times New Roman" w:cs="Times New Roman"/>
         <w:b w:val="0"/>
-        <w:color w:val="000000"/>
-        <w:sz w:val="20"/>
-      </w:rPr>
-      <w:fldChar w:fldCharType="separate"/>
-    </w:r>
-    <w:r>
-      <w:rPr>
-        <w:rFonts w:ascii="Times New Roman" w:hAnsi="Times New Roman" w:eastAsia="Times New Roman" w:cs="Times New Roman"/>
-        <w:b w:val="0"/>
-        <w:color w:val="000000"/>
-        <w:sz w:val="20"/>
-      </w:rPr>
-      <w:t>1</w:t>
-    </w:r>
-    <w:r>
-      <w:rPr>
-        <w:rFonts w:ascii="Times New Roman" w:hAnsi="Times New Roman" w:eastAsia="Times New Roman" w:cs="Times New Roman"/>
-        <w:b w:val="0"/>
-        <w:color w:val="000000"/>
         <w:sz w:val="20"/>
       </w:rPr>
       <w:fldChar w:fldCharType="end"/>
-    </w:r>
-    <w:r>
-      <w:rPr>
-        <w:rFonts w:ascii="Times New Roman" w:hAnsi="Times New Roman" w:eastAsia="Times New Roman" w:cs="Times New Roman"/>
-        <w:b w:val="0"/>
-        <w:color w:val="000000"/>
-        <w:sz w:val="20"/>
-      </w:rPr>
-      <w:t xml:space="preserve"> 页 / 共 </w:t>
-    </w:r>
-    <w:r>
-      <w:rPr>
-        <w:rFonts w:ascii="Times New Roman" w:hAnsi="Times New Roman" w:eastAsia="Times New Roman" w:cs="Times New Roman"/>
-        <w:b w:val="0"/>
-        <w:color w:val="000000"/>
-        <w:sz w:val="20"/>
-      </w:rPr>
-      <w:fldChar w:fldCharType="begin"/>
-    </w:r>
-    <w:r>
-      <w:rPr>
-        <w:rFonts w:ascii="Times New Roman" w:hAnsi="Times New Roman" w:eastAsia="Times New Roman" w:cs="Times New Roman"/>
-        <w:b w:val="0"/>
-        <w:color w:val="000000"/>
-        <w:sz w:val="20"/>
-      </w:rPr>
-      <w:instrText xml:space="preserve"> NUMPAGES </w:instrText>
-    </w:r>
-    <w:r>
-      <w:rPr>
-        <w:rFonts w:ascii="Times New Roman" w:hAnsi="Times New Roman" w:eastAsia="Times New Roman" w:cs="Times New Roman"/>
-        <w:b w:val="0"/>
-        <w:color w:val="000000"/>
-        <w:sz w:val="20"/>
-      </w:rPr>
-      <w:fldChar w:fldCharType="separate"/>
-    </w:r>
-    <w:r>
-      <w:rPr>
-        <w:rFonts w:ascii="Times New Roman" w:hAnsi="Times New Roman" w:eastAsia="Times New Roman" w:cs="Times New Roman"/>
-        <w:b w:val="0"/>
-        <w:color w:val="000000"/>
-        <w:sz w:val="20"/>
-      </w:rPr>
-      <w:t>1</w:t>
-    </w:r>
-    <w:r>
-      <w:rPr>
-        <w:rFonts w:ascii="Times New Roman" w:hAnsi="Times New Roman" w:eastAsia="Times New Roman" w:cs="Times New Roman"/>
-        <w:b w:val="0"/>
-        <w:color w:val="000000"/>
-        <w:sz w:val="20"/>
-      </w:rPr>
-      <w:fldChar w:fldCharType="end"/>
-    </w:r>
-    <w:r>
-      <w:rPr>
-        <w:rFonts w:ascii="Times New Roman" w:hAnsi="Times New Roman" w:eastAsia="Times New Roman" w:cs="Times New Roman"/>
-        <w:b w:val="0"/>
-        <w:color w:val="000000"/>
-        <w:sz w:val="20"/>
-      </w:rPr>
-      <w:t xml:space="preserve"> 页</w:t>
     </w:r>
   </w:p>
 </w:ftr>
@@ -55754,28 +56485,6 @@
     </w:p>
   </w:footnote>
 </w:footnotes>
-</file>
-
-<file path=word/header1.xml><?xml version="1.0" encoding="utf-8"?>
-<w:hdr xmlns:m="http://schemas.openxmlformats.org/officeDocument/2006/math" xmlns:mc="http://schemas.openxmlformats.org/markup-compatibility/2006" xmlns:mo="http://schemas.microsoft.com/office/mac/office/2008/main" xmlns:mv="urn:schemas-microsoft-com:mac:vml" xmlns:o="urn:schemas-microsoft-com:office:office" xmlns:r="http://schemas.openxmlformats.org/officeDocument/2006/relationships" xmlns:v="urn:schemas-microsoft-com:vml" xmlns:w10="urn:schemas-microsoft-com:office:word" xmlns:w14="http://schemas.microsoft.com/office/word/2010/wordml" xmlns:w="http://schemas.openxmlformats.org/wordprocessingml/2006/main" xmlns:wne="http://schemas.microsoft.com/office/word/2006/wordml" xmlns:wp14="http://schemas.microsoft.com/office/word/2010/wordprocessingDrawing" xmlns:wp="http://schemas.openxmlformats.org/drawingml/2006/wordprocessingDrawing" xmlns:wpc="http://schemas.microsoft.com/office/word/2010/wordprocessingCanvas" xmlns:wpg="http://schemas.microsoft.com/office/word/2010/wordprocessingGroup" xmlns:wpi="http://schemas.microsoft.com/office/word/2010/wordprocessingInk" xmlns:wps="http://schemas.microsoft.com/office/word/2010/wordprocessingShape" mc:Ignorable="w14 wp14">
-  <w:p>
-    <w:pPr>
-      <w:jc w:val="right"/>
-      <w:pBdr>
-        <w:bottom w:val="single" w:sz="4" w:space="2" w:color="000000"/>
-      </w:pBdr>
-    </w:pPr>
-    <w:r>
-      <w:rPr>
-        <w:rFonts w:ascii="Times New Roman" w:hAnsi="Times New Roman" w:eastAsia="Times New Roman" w:cs="Times New Roman"/>
-        <w:b w:val="0"/>
-        <w:color w:val="000000"/>
-        <w:sz w:val="18"/>
-      </w:rPr>
-      <w:t xml:space="preserve">第一轮化学原理 · 化学动力学 · 练习</w:t>
-    </w:r>
-  </w:p>
-</w:hdr>
 </file>
 
 <file path=word/numbering.xml><?xml version="1.0" encoding="utf-8"?>

--- a/00-首页/题组Word/第一轮·竞赛教材版/第一轮原理·4-化学动力学（学生版-打印版）.docx
+++ b/00-首页/题组Word/第一轮·竞赛教材版/第一轮原理·4-化学动力学（学生版-打印版）.docx
@@ -31231,9 +31231,6 @@
                   <m:t> 决速步 </m:t>
                 </m:r>
               </m:e>
-            </m:mr>
-            <m:mr>
-              <m:e/>
             </m:mr>
           </m:m>
         </m:oMath>
@@ -32275,9 +32272,6 @@
                   <m:t> 决速步 </m:t>
                 </m:r>
               </m:e>
-            </m:mr>
-            <m:mr>
-              <m:e/>
             </m:mr>
           </m:m>
         </m:oMath>
